--- a/lessons/6-2/downloads/reveal/6.2-session-1-practice-form-a.docx
+++ b/lessons/6-2/downloads/reveal/6.2-session-1-practice-form-a.docx
@@ -15,7 +15,7 @@
         <w:rPr>
           <w:rFonts w:ascii="Avenir Next" w:hAnsi="Avenir Next" w:cs="Avenir Next" w:eastAsia="Avenir Next"/>
           <w:color w:val="1A1A1A"/>
-          <w:sz w:val="20"/>
+          <w:sz w:val="22"/>
           <w:szCs w:val="20"/>
         </w:rPr>
         <w:t xml:space="preserve">Name</w:t>
@@ -33,7 +33,7 @@
         <w:rPr>
           <w:rFonts w:ascii="Avenir Next" w:hAnsi="Avenir Next" w:cs="Avenir Next" w:eastAsia="Avenir Next"/>
           <w:color w:val="1A1A1A"/>
-          <w:sz w:val="20"/>
+          <w:sz w:val="22"/>
           <w:szCs w:val="20"/>
         </w:rPr>
         <w:t xml:space="preserve">   Date</w:t>
@@ -51,7 +51,7 @@
         <w:rPr>
           <w:rFonts w:ascii="Avenir Next" w:hAnsi="Avenir Next" w:cs="Avenir Next" w:eastAsia="Avenir Next"/>
           <w:color w:val="1A1A1A"/>
-          <w:sz w:val="20"/>
+          <w:sz w:val="22"/>
           <w:szCs w:val="20"/>
         </w:rPr>
         <w:t xml:space="preserve">   Period</w:t>
@@ -78,7 +78,7 @@
           <w:caps/>
           <w:color w:val="003A70"/>
           <w:spacing w:val="12"/>
-          <w:sz w:val="19"/>
+          <w:sz w:val="22"/>
           <w:szCs w:val="19"/>
         </w:rPr>
         <w:t xml:space="preserve">Lesson 6-2  ·  Session 1  ·  Practice  ·  Form A</w:t>
@@ -86,6 +86,7 @@
     </w:p>
     <w:p>
       <w:pPr>
+        <w:pStyle w:val="Heading1"/>
         <w:keepNext/>
         <w:spacing w:before="0" w:after="10" w:line="240" w:lineRule="auto"/>
       </w:pPr>
@@ -111,7 +112,7 @@
         <w:rPr>
           <w:rFonts w:ascii="Avenir Next" w:hAnsi="Avenir Next" w:cs="Avenir Next" w:eastAsia="Avenir Next"/>
           <w:color w:val="5A5F66"/>
-          <w:sz w:val="17"/>
+          <w:sz w:val="22"/>
           <w:szCs w:val="17"/>
         </w:rPr>
         <w:t xml:space="preserve">Learning target — I can divide a fraction by another fraction using the reciprocal.</w:t>
@@ -128,7 +129,7 @@
     </w:p>
     <w:p>
       <w:pPr>
-        <w:spacing w:before="0" w:after="0" w:line="60" w:lineRule="auto"/>
+        <w:spacing w:before="0" w:after="0" w:line="50" w:lineRule="exact"/>
       </w:pPr>
     </w:p>
     <w:tbl>
@@ -167,6 +168,7 @@
           </w:tcPr>
           <w:p>
             <w:pPr>
+              <w:pStyle w:val="Heading2"/>
               <w:spacing w:before="0" w:after="40" w:line="264" w:lineRule="auto"/>
             </w:pPr>
             <w:r>
@@ -194,44 +196,44 @@
                 <w:rFonts w:ascii="Avenir Next" w:hAnsi="Avenir Next" w:cs="Avenir Next" w:eastAsia="Avenir Next"/>
                 <w:b/>
                 <w:color w:val="003A70"/>
+                <w:sz w:val="22"/>
+                <w:szCs w:val="18"/>
+              </w:rPr>
+              <w:t xml:space="preserve">•</w:t>
+            </w:r>
+            <w:r>
+              <w:rPr>
+                <w:rFonts w:ascii="Avenir Next" w:hAnsi="Avenir Next" w:cs="Avenir Next" w:eastAsia="Avenir Next"/>
+                <w:color w:val="1A1A1A"/>
                 <w:sz w:val="18"/>
                 <w:szCs w:val="18"/>
               </w:rPr>
-              <w:t xml:space="preserve">•</w:t>
-            </w:r>
-            <w:r>
-              <w:rPr>
-                <w:rFonts w:ascii="Avenir Next" w:hAnsi="Avenir Next" w:cs="Avenir Next" w:eastAsia="Avenir Next"/>
-                <w:color w:val="1A1A1A"/>
-                <w:sz w:val="18"/>
+              <w:tab/>
+            </w:r>
+            <w:r>
+              <w:rPr>
+                <w:rFonts w:ascii="Avenir Next" w:hAnsi="Avenir Next" w:cs="Avenir Next" w:eastAsia="Avenir Next"/>
+                <w:color w:val="1A1A1A"/>
+                <w:sz w:val="22"/>
                 <w:szCs w:val="18"/>
               </w:rPr>
-              <w:tab/>
-            </w:r>
-            <w:r>
-              <w:rPr>
-                <w:rFonts w:ascii="Avenir Next" w:hAnsi="Avenir Next" w:cs="Avenir Next" w:eastAsia="Avenir Next"/>
-                <w:color w:val="1A1A1A"/>
-                <w:sz w:val="18"/>
+              <w:t xml:space="preserve">To divide by a fraction, </w:t>
+            </w:r>
+            <w:r>
+              <w:rPr>
+                <w:rFonts w:ascii="Avenir Next" w:hAnsi="Avenir Next" w:cs="Avenir Next" w:eastAsia="Avenir Next"/>
+                <w:b/>
+                <w:color w:val="1A1A1A"/>
+                <w:sz w:val="22"/>
                 <w:szCs w:val="18"/>
               </w:rPr>
-              <w:t xml:space="preserve">To divide by a fraction, </w:t>
-            </w:r>
-            <w:r>
-              <w:rPr>
-                <w:rFonts w:ascii="Avenir Next" w:hAnsi="Avenir Next" w:cs="Avenir Next" w:eastAsia="Avenir Next"/>
-                <w:b/>
-                <w:color w:val="1A1A1A"/>
-                <w:sz w:val="18"/>
-                <w:szCs w:val="18"/>
-              </w:rPr>
               <w:t xml:space="preserve">multiply by its reciprocal</w:t>
             </w:r>
             <w:r>
               <w:rPr>
                 <w:rFonts w:ascii="Avenir Next" w:hAnsi="Avenir Next" w:cs="Avenir Next" w:eastAsia="Avenir Next"/>
                 <w:color w:val="1A1A1A"/>
-                <w:sz w:val="18"/>
+                <w:sz w:val="22"/>
                 <w:szCs w:val="18"/>
               </w:rPr>
               <w:t xml:space="preserve">: a/b ÷ c/d = a/b × d/c.</w:t>
@@ -250,44 +252,44 @@
                 <w:rFonts w:ascii="Avenir Next" w:hAnsi="Avenir Next" w:cs="Avenir Next" w:eastAsia="Avenir Next"/>
                 <w:b/>
                 <w:color w:val="003A70"/>
+                <w:sz w:val="22"/>
+                <w:szCs w:val="18"/>
+              </w:rPr>
+              <w:t xml:space="preserve">•</w:t>
+            </w:r>
+            <w:r>
+              <w:rPr>
+                <w:rFonts w:ascii="Avenir Next" w:hAnsi="Avenir Next" w:cs="Avenir Next" w:eastAsia="Avenir Next"/>
+                <w:color w:val="1A1A1A"/>
                 <w:sz w:val="18"/>
                 <w:szCs w:val="18"/>
               </w:rPr>
-              <w:t xml:space="preserve">•</w:t>
-            </w:r>
-            <w:r>
-              <w:rPr>
-                <w:rFonts w:ascii="Avenir Next" w:hAnsi="Avenir Next" w:cs="Avenir Next" w:eastAsia="Avenir Next"/>
-                <w:color w:val="1A1A1A"/>
-                <w:sz w:val="18"/>
+              <w:tab/>
+            </w:r>
+            <w:r>
+              <w:rPr>
+                <w:rFonts w:ascii="Avenir Next" w:hAnsi="Avenir Next" w:cs="Avenir Next" w:eastAsia="Avenir Next"/>
+                <w:color w:val="1A1A1A"/>
+                <w:sz w:val="22"/>
                 <w:szCs w:val="18"/>
               </w:rPr>
-              <w:tab/>
-            </w:r>
-            <w:r>
-              <w:rPr>
-                <w:rFonts w:ascii="Avenir Next" w:hAnsi="Avenir Next" w:cs="Avenir Next" w:eastAsia="Avenir Next"/>
-                <w:color w:val="1A1A1A"/>
-                <w:sz w:val="18"/>
+              <w:t xml:space="preserve">Keep the first fraction, change ÷ to ×, flip </w:t>
+            </w:r>
+            <w:r>
+              <w:rPr>
+                <w:rFonts w:ascii="Avenir Next" w:hAnsi="Avenir Next" w:cs="Avenir Next" w:eastAsia="Avenir Next"/>
+                <w:b/>
+                <w:color w:val="1A1A1A"/>
+                <w:sz w:val="22"/>
                 <w:szCs w:val="18"/>
               </w:rPr>
-              <w:t xml:space="preserve">Keep the first fraction, change ÷ to ×, flip </w:t>
-            </w:r>
-            <w:r>
-              <w:rPr>
-                <w:rFonts w:ascii="Avenir Next" w:hAnsi="Avenir Next" w:cs="Avenir Next" w:eastAsia="Avenir Next"/>
-                <w:b/>
-                <w:color w:val="1A1A1A"/>
-                <w:sz w:val="18"/>
-                <w:szCs w:val="18"/>
-              </w:rPr>
               <w:t xml:space="preserve">only the second</w:t>
             </w:r>
             <w:r>
               <w:rPr>
                 <w:rFonts w:ascii="Avenir Next" w:hAnsi="Avenir Next" w:cs="Avenir Next" w:eastAsia="Avenir Next"/>
                 <w:color w:val="1A1A1A"/>
-                <w:sz w:val="18"/>
+                <w:sz w:val="22"/>
                 <w:szCs w:val="18"/>
               </w:rPr>
               <w:t xml:space="preserve"> fraction.</w:t>
@@ -306,35 +308,35 @@
                 <w:rFonts w:ascii="Avenir Next" w:hAnsi="Avenir Next" w:cs="Avenir Next" w:eastAsia="Avenir Next"/>
                 <w:b/>
                 <w:color w:val="003A70"/>
+                <w:sz w:val="22"/>
+                <w:szCs w:val="18"/>
+              </w:rPr>
+              <w:t xml:space="preserve">•</w:t>
+            </w:r>
+            <w:r>
+              <w:rPr>
+                <w:rFonts w:ascii="Avenir Next" w:hAnsi="Avenir Next" w:cs="Avenir Next" w:eastAsia="Avenir Next"/>
+                <w:color w:val="1A1A1A"/>
                 <w:sz w:val="18"/>
                 <w:szCs w:val="18"/>
               </w:rPr>
-              <w:t xml:space="preserve">•</w:t>
-            </w:r>
-            <w:r>
-              <w:rPr>
-                <w:rFonts w:ascii="Avenir Next" w:hAnsi="Avenir Next" w:cs="Avenir Next" w:eastAsia="Avenir Next"/>
-                <w:color w:val="1A1A1A"/>
-                <w:sz w:val="18"/>
+              <w:tab/>
+            </w:r>
+            <w:r>
+              <w:rPr>
+                <w:rFonts w:ascii="Avenir Next" w:hAnsi="Avenir Next" w:cs="Avenir Next" w:eastAsia="Avenir Next"/>
+                <w:b/>
+                <w:color w:val="1A1A1A"/>
+                <w:sz w:val="22"/>
                 <w:szCs w:val="18"/>
               </w:rPr>
-              <w:tab/>
-            </w:r>
-            <w:r>
-              <w:rPr>
-                <w:rFonts w:ascii="Avenir Next" w:hAnsi="Avenir Next" w:cs="Avenir Next" w:eastAsia="Avenir Next"/>
-                <w:b/>
-                <w:color w:val="1A1A1A"/>
-                <w:sz w:val="18"/>
-                <w:szCs w:val="18"/>
-              </w:rPr>
               <w:t xml:space="preserve">Check:</w:t>
             </w:r>
             <w:r>
               <w:rPr>
                 <w:rFonts w:ascii="Avenir Next" w:hAnsi="Avenir Next" w:cs="Avenir Next" w:eastAsia="Avenir Next"/>
                 <w:color w:val="1A1A1A"/>
-                <w:sz w:val="18"/>
+                <w:sz w:val="22"/>
                 <w:szCs w:val="18"/>
               </w:rPr>
               <w:t xml:space="preserve"> quotient × divisor = the amount you started with.</w:t>
@@ -349,6 +351,7 @@
           </w:tcPr>
           <w:p>
             <w:pPr>
+              <w:pStyle w:val="Heading2"/>
               <w:spacing w:before="0" w:after="40" w:line="264" w:lineRule="auto"/>
             </w:pPr>
             <w:r>
@@ -371,7 +374,7 @@
               <w:rPr>
                 <w:rFonts w:ascii="Avenir Next" w:hAnsi="Avenir Next" w:cs="Avenir Next" w:eastAsia="Avenir Next"/>
                 <w:color w:val="1A1A1A"/>
-                <w:sz w:val="17"/>
+                <w:sz w:val="22"/>
                 <w:szCs w:val="17"/>
               </w:rPr>
               <w:t xml:space="preserve">A pitcher has 2/3 liter of juice. Each cup holds 1/6 liter. How many cups can be filled?</w:t>
@@ -390,25 +393,25 @@
                 <w:rFonts w:ascii="Avenir Next" w:hAnsi="Avenir Next" w:cs="Avenir Next" w:eastAsia="Avenir Next"/>
                 <w:b/>
                 <w:color w:val="003A70"/>
+                <w:sz w:val="22"/>
+                <w:szCs w:val="17"/>
+              </w:rPr>
+              <w:t xml:space="preserve">Step 1</w:t>
+            </w:r>
+            <w:r>
+              <w:rPr>
+                <w:rFonts w:ascii="Avenir Next" w:hAnsi="Avenir Next" w:cs="Avenir Next" w:eastAsia="Avenir Next"/>
+                <w:color w:val="1A1A1A"/>
                 <w:sz w:val="17"/>
                 <w:szCs w:val="17"/>
               </w:rPr>
-              <w:t xml:space="preserve">Step 1</w:t>
-            </w:r>
-            <w:r>
-              <w:rPr>
-                <w:rFonts w:ascii="Avenir Next" w:hAnsi="Avenir Next" w:cs="Avenir Next" w:eastAsia="Avenir Next"/>
-                <w:color w:val="1A1A1A"/>
-                <w:sz w:val="17"/>
-                <w:szCs w:val="17"/>
-              </w:rPr>
               <w:tab/>
             </w:r>
             <w:r>
               <w:rPr>
                 <w:rFonts w:ascii="Avenir Next" w:hAnsi="Avenir Next" w:cs="Avenir Next" w:eastAsia="Avenir Next"/>
                 <w:color w:val="1A1A1A"/>
-                <w:sz w:val="17"/>
+                <w:sz w:val="22"/>
                 <w:szCs w:val="17"/>
               </w:rPr>
               <w:t xml:space="preserve">Write the division: 2/3 ÷ 1/6.</w:t>
@@ -427,25 +430,25 @@
                 <w:rFonts w:ascii="Avenir Next" w:hAnsi="Avenir Next" w:cs="Avenir Next" w:eastAsia="Avenir Next"/>
                 <w:b/>
                 <w:color w:val="003A70"/>
+                <w:sz w:val="22"/>
+                <w:szCs w:val="17"/>
+              </w:rPr>
+              <w:t xml:space="preserve">Step 2</w:t>
+            </w:r>
+            <w:r>
+              <w:rPr>
+                <w:rFonts w:ascii="Avenir Next" w:hAnsi="Avenir Next" w:cs="Avenir Next" w:eastAsia="Avenir Next"/>
+                <w:color w:val="1A1A1A"/>
                 <w:sz w:val="17"/>
                 <w:szCs w:val="17"/>
               </w:rPr>
-              <w:t xml:space="preserve">Step 2</w:t>
-            </w:r>
-            <w:r>
-              <w:rPr>
-                <w:rFonts w:ascii="Avenir Next" w:hAnsi="Avenir Next" w:cs="Avenir Next" w:eastAsia="Avenir Next"/>
-                <w:color w:val="1A1A1A"/>
-                <w:sz w:val="17"/>
-                <w:szCs w:val="17"/>
-              </w:rPr>
               <w:tab/>
             </w:r>
             <w:r>
               <w:rPr>
                 <w:rFonts w:ascii="Avenir Next" w:hAnsi="Avenir Next" w:cs="Avenir Next" w:eastAsia="Avenir Next"/>
                 <w:color w:val="1A1A1A"/>
-                <w:sz w:val="17"/>
+                <w:sz w:val="22"/>
                 <w:szCs w:val="17"/>
               </w:rPr>
               <w:t xml:space="preserve">Flip the divisor and multiply: 2/3 × 6/1 = 12/3.</w:t>
@@ -464,25 +467,25 @@
                 <w:rFonts w:ascii="Avenir Next" w:hAnsi="Avenir Next" w:cs="Avenir Next" w:eastAsia="Avenir Next"/>
                 <w:b/>
                 <w:color w:val="003A70"/>
+                <w:sz w:val="22"/>
+                <w:szCs w:val="17"/>
+              </w:rPr>
+              <w:t xml:space="preserve">Step 3</w:t>
+            </w:r>
+            <w:r>
+              <w:rPr>
+                <w:rFonts w:ascii="Avenir Next" w:hAnsi="Avenir Next" w:cs="Avenir Next" w:eastAsia="Avenir Next"/>
+                <w:color w:val="1A1A1A"/>
                 <w:sz w:val="17"/>
                 <w:szCs w:val="17"/>
               </w:rPr>
-              <w:t xml:space="preserve">Step 3</w:t>
-            </w:r>
-            <w:r>
-              <w:rPr>
-                <w:rFonts w:ascii="Avenir Next" w:hAnsi="Avenir Next" w:cs="Avenir Next" w:eastAsia="Avenir Next"/>
-                <w:color w:val="1A1A1A"/>
-                <w:sz w:val="17"/>
-                <w:szCs w:val="17"/>
-              </w:rPr>
               <w:tab/>
             </w:r>
             <w:r>
               <w:rPr>
                 <w:rFonts w:ascii="Avenir Next" w:hAnsi="Avenir Next" w:cs="Avenir Next" w:eastAsia="Avenir Next"/>
                 <w:color w:val="1A1A1A"/>
-                <w:sz w:val="17"/>
+                <w:sz w:val="22"/>
                 <w:szCs w:val="17"/>
               </w:rPr>
               <w:t xml:space="preserve">Simplify: 12/3 = 4. Check: 4 × 1/6 = 4/6 = 2/3.</w:t>
@@ -501,18 +504,18 @@
                 <w:rFonts w:ascii="Avenir Next" w:hAnsi="Avenir Next" w:cs="Avenir Next" w:eastAsia="Avenir Next"/>
                 <w:b/>
                 <w:color w:val="1A1A1A"/>
+                <w:sz w:val="22"/>
+                <w:szCs w:val="17"/>
+              </w:rPr>
+              <w:t xml:space="preserve">Answer</w:t>
+            </w:r>
+            <w:r>
+              <w:rPr>
+                <w:rFonts w:ascii="Avenir Next" w:hAnsi="Avenir Next" w:cs="Avenir Next" w:eastAsia="Avenir Next"/>
+                <w:color w:val="1A1A1A"/>
                 <w:sz w:val="17"/>
                 <w:szCs w:val="17"/>
               </w:rPr>
-              <w:t xml:space="preserve">Answer</w:t>
-            </w:r>
-            <w:r>
-              <w:rPr>
-                <w:rFonts w:ascii="Avenir Next" w:hAnsi="Avenir Next" w:cs="Avenir Next" w:eastAsia="Avenir Next"/>
-                <w:color w:val="1A1A1A"/>
-                <w:sz w:val="17"/>
-                <w:szCs w:val="17"/>
-              </w:rPr>
               <w:tab/>
             </w:r>
             <w:r>
@@ -520,7 +523,7 @@
                 <w:rFonts w:ascii="Avenir Next" w:hAnsi="Avenir Next" w:cs="Avenir Next" w:eastAsia="Avenir Next"/>
                 <w:b/>
                 <w:color w:val="1A1A1A"/>
-                <w:sz w:val="17"/>
+                <w:sz w:val="22"/>
                 <w:szCs w:val="17"/>
               </w:rPr>
               <w:t xml:space="preserve">4 cups</w:t>
@@ -549,7 +552,7 @@
           <w:rFonts w:ascii="Avenir Next" w:hAnsi="Avenir Next" w:cs="Avenir Next" w:eastAsia="Avenir Next"/>
           <w:b/>
           <w:color w:val="1A1A1A"/>
-          <w:sz w:val="17"/>
+          <w:sz w:val="22"/>
           <w:szCs w:val="17"/>
         </w:rPr>
         <w:t xml:space="preserve">reciprocal</w:t>
@@ -559,7 +562,7 @@
           <w:rFonts w:ascii="Avenir Next" w:hAnsi="Avenir Next" w:cs="Avenir Next" w:eastAsia="Avenir Next"/>
           <w:i/>
           <w:color w:val="5A5F66"/>
-          <w:sz w:val="17"/>
+          <w:sz w:val="22"/>
           <w:szCs w:val="17"/>
         </w:rPr>
         <w:t xml:space="preserve"> (recíproco)</w:t>
@@ -568,7 +571,7 @@
         <w:rPr>
           <w:rFonts w:ascii="Avenir Next" w:hAnsi="Avenir Next" w:cs="Avenir Next" w:eastAsia="Avenir Next"/>
           <w:color w:val="5A5F66"/>
-          <w:sz w:val="17"/>
+          <w:sz w:val="22"/>
           <w:szCs w:val="17"/>
         </w:rPr>
         <w:t xml:space="preserve">   ·   </w:t>
@@ -578,7 +581,7 @@
           <w:rFonts w:ascii="Avenir Next" w:hAnsi="Avenir Next" w:cs="Avenir Next" w:eastAsia="Avenir Next"/>
           <w:b/>
           <w:color w:val="1A1A1A"/>
-          <w:sz w:val="17"/>
+          <w:sz w:val="22"/>
           <w:szCs w:val="17"/>
         </w:rPr>
         <w:t xml:space="preserve">dividend</w:t>
@@ -588,7 +591,7 @@
           <w:rFonts w:ascii="Avenir Next" w:hAnsi="Avenir Next" w:cs="Avenir Next" w:eastAsia="Avenir Next"/>
           <w:i/>
           <w:color w:val="5A5F66"/>
-          <w:sz w:val="17"/>
+          <w:sz w:val="22"/>
           <w:szCs w:val="17"/>
         </w:rPr>
         <w:t xml:space="preserve"> (dividendo)</w:t>
@@ -597,7 +600,7 @@
         <w:rPr>
           <w:rFonts w:ascii="Avenir Next" w:hAnsi="Avenir Next" w:cs="Avenir Next" w:eastAsia="Avenir Next"/>
           <w:color w:val="5A5F66"/>
-          <w:sz w:val="17"/>
+          <w:sz w:val="22"/>
           <w:szCs w:val="17"/>
         </w:rPr>
         <w:t xml:space="preserve">   ·   </w:t>
@@ -607,7 +610,7 @@
           <w:rFonts w:ascii="Avenir Next" w:hAnsi="Avenir Next" w:cs="Avenir Next" w:eastAsia="Avenir Next"/>
           <w:b/>
           <w:color w:val="1A1A1A"/>
-          <w:sz w:val="17"/>
+          <w:sz w:val="22"/>
           <w:szCs w:val="17"/>
         </w:rPr>
         <w:t xml:space="preserve">divisor</w:t>
@@ -617,7 +620,7 @@
           <w:rFonts w:ascii="Avenir Next" w:hAnsi="Avenir Next" w:cs="Avenir Next" w:eastAsia="Avenir Next"/>
           <w:i/>
           <w:color w:val="5A5F66"/>
-          <w:sz w:val="17"/>
+          <w:sz w:val="22"/>
           <w:szCs w:val="17"/>
         </w:rPr>
         <w:t xml:space="preserve"> (divisor)</w:t>
@@ -626,7 +629,7 @@
         <w:rPr>
           <w:rFonts w:ascii="Avenir Next" w:hAnsi="Avenir Next" w:cs="Avenir Next" w:eastAsia="Avenir Next"/>
           <w:color w:val="5A5F66"/>
-          <w:sz w:val="17"/>
+          <w:sz w:val="22"/>
           <w:szCs w:val="17"/>
         </w:rPr>
         <w:t xml:space="preserve">   ·   </w:t>
@@ -636,7 +639,7 @@
           <w:rFonts w:ascii="Avenir Next" w:hAnsi="Avenir Next" w:cs="Avenir Next" w:eastAsia="Avenir Next"/>
           <w:b/>
           <w:color w:val="1A1A1A"/>
-          <w:sz w:val="17"/>
+          <w:sz w:val="22"/>
           <w:szCs w:val="17"/>
         </w:rPr>
         <w:t xml:space="preserve">quotient</w:t>
@@ -646,7 +649,7 @@
           <w:rFonts w:ascii="Avenir Next" w:hAnsi="Avenir Next" w:cs="Avenir Next" w:eastAsia="Avenir Next"/>
           <w:i/>
           <w:color w:val="5A5F66"/>
-          <w:sz w:val="17"/>
+          <w:sz w:val="22"/>
           <w:szCs w:val="17"/>
         </w:rPr>
         <w:t xml:space="preserve"> (cociente)</w:t>
@@ -654,6 +657,7 @@
     </w:p>
     <w:p>
       <w:pPr>
+        <w:pStyle w:val="Heading2"/>
         <w:keepNext/>
         <w:pBdr>
           <w:bottom w:val="single" w:sz="8" w:space="3" w:color="003A70"/>
@@ -669,7 +673,7 @@
           <w:b/>
           <w:color w:val="003A70"/>
           <w:spacing w:val="14"/>
-          <w:sz w:val="19"/>
+          <w:sz w:val="22"/>
           <w:szCs w:val="19"/>
         </w:rPr>
         <w:t xml:space="preserve">PRACTICE</w:t>
@@ -688,7 +692,7 @@
           <w:rFonts w:ascii="Avenir Next" w:hAnsi="Avenir Next" w:cs="Avenir Next" w:eastAsia="Avenir Next"/>
           <w:i/>
           <w:color w:val="5A5F66"/>
-          <w:sz w:val="17"/>
+          <w:sz w:val="22"/>
           <w:szCs w:val="17"/>
         </w:rPr>
         <w:t xml:space="preserve">show your work · label units</w:t>
@@ -696,7 +700,7 @@
     </w:p>
     <w:p>
       <w:pPr>
-        <w:spacing w:before="0" w:after="0" w:line="20" w:lineRule="exact"/>
+        <w:spacing w:before="0" w:after="0" w:line="50" w:lineRule="exact"/>
       </w:pPr>
     </w:p>
     <w:tbl>
@@ -746,25 +750,25 @@
                 <w:rFonts w:ascii="Avenir Next" w:hAnsi="Avenir Next" w:cs="Avenir Next" w:eastAsia="Avenir Next"/>
                 <w:b/>
                 <w:color w:val="1A1A1A"/>
+                <w:sz w:val="22"/>
+                <w:szCs w:val="20"/>
+              </w:rPr>
+              <w:t xml:space="preserve">1.</w:t>
+            </w:r>
+            <w:r>
+              <w:rPr>
+                <w:rFonts w:ascii="Avenir Next" w:hAnsi="Avenir Next" w:cs="Avenir Next" w:eastAsia="Avenir Next"/>
+                <w:color w:val="1A1A1A"/>
                 <w:sz w:val="20"/>
                 <w:szCs w:val="20"/>
               </w:rPr>
-              <w:t xml:space="preserve">1.</w:t>
-            </w:r>
-            <w:r>
-              <w:rPr>
-                <w:rFonts w:ascii="Avenir Next" w:hAnsi="Avenir Next" w:cs="Avenir Next" w:eastAsia="Avenir Next"/>
-                <w:color w:val="1A1A1A"/>
-                <w:sz w:val="20"/>
-                <w:szCs w:val="20"/>
-              </w:rPr>
               <w:tab/>
             </w:r>
             <w:r>
               <w:rPr>
                 <w:rFonts w:ascii="Avenir Next" w:hAnsi="Avenir Next" w:cs="Avenir Next" w:eastAsia="Avenir Next"/>
                 <w:color w:val="1A1A1A"/>
-                <w:sz w:val="20"/>
+                <w:sz w:val="22"/>
                 <w:szCs w:val="20"/>
               </w:rPr>
               <w:t xml:space="preserve">Divide. Write each quotient in simplest form.</w:t>
@@ -820,7 +824,7 @@
                       <w:rFonts w:ascii="Avenir Next" w:hAnsi="Avenir Next" w:cs="Avenir Next" w:eastAsia="Avenir Next"/>
                       <w:b/>
                       <w:color w:val="003A70"/>
-                      <w:sz w:val="20"/>
+                      <w:sz w:val="22"/>
                       <w:szCs w:val="20"/>
                     </w:rPr>
                     <w:t xml:space="preserve">a.</w:t>
@@ -838,7 +842,7 @@
                     <w:rPr>
                       <w:rFonts w:ascii="Avenir Next" w:hAnsi="Avenir Next" w:cs="Avenir Next" w:eastAsia="Avenir Next"/>
                       <w:color w:val="1A1A1A"/>
-                      <w:sz w:val="20"/>
+                      <w:sz w:val="22"/>
                       <w:szCs w:val="20"/>
                     </w:rPr>
                     <w:t xml:space="preserve">5/6 ÷ 1/3 =</w:t>
@@ -882,7 +886,7 @@
                       <w:rFonts w:ascii="Avenir Next" w:hAnsi="Avenir Next" w:cs="Avenir Next" w:eastAsia="Avenir Next"/>
                       <w:b/>
                       <w:color w:val="003A70"/>
-                      <w:sz w:val="20"/>
+                      <w:sz w:val="22"/>
                       <w:szCs w:val="20"/>
                     </w:rPr>
                     <w:t xml:space="preserve">b.</w:t>
@@ -900,7 +904,7 @@
                     <w:rPr>
                       <w:rFonts w:ascii="Avenir Next" w:hAnsi="Avenir Next" w:cs="Avenir Next" w:eastAsia="Avenir Next"/>
                       <w:color w:val="1A1A1A"/>
-                      <w:sz w:val="20"/>
+                      <w:sz w:val="22"/>
                       <w:szCs w:val="20"/>
                     </w:rPr>
                     <w:t xml:space="preserve">2/3 ÷ 4/9 =</w:t>
@@ -944,7 +948,7 @@
                       <w:rFonts w:ascii="Avenir Next" w:hAnsi="Avenir Next" w:cs="Avenir Next" w:eastAsia="Avenir Next"/>
                       <w:b/>
                       <w:color w:val="003A70"/>
-                      <w:sz w:val="20"/>
+                      <w:sz w:val="22"/>
                       <w:szCs w:val="20"/>
                     </w:rPr>
                     <w:t xml:space="preserve">c.</w:t>
@@ -962,7 +966,7 @@
                     <w:rPr>
                       <w:rFonts w:ascii="Avenir Next" w:hAnsi="Avenir Next" w:cs="Avenir Next" w:eastAsia="Avenir Next"/>
                       <w:color w:val="1A1A1A"/>
-                      <w:sz w:val="20"/>
+                      <w:sz w:val="22"/>
                       <w:szCs w:val="20"/>
                     </w:rPr>
                     <w:t xml:space="preserve">8/9 ÷ 2/9 =</w:t>
@@ -1012,7 +1016,7 @@
                       <w:rFonts w:ascii="Avenir Next" w:hAnsi="Avenir Next" w:cs="Avenir Next" w:eastAsia="Avenir Next"/>
                       <w:b/>
                       <w:color w:val="003A70"/>
-                      <w:sz w:val="20"/>
+                      <w:sz w:val="22"/>
                       <w:szCs w:val="20"/>
                     </w:rPr>
                     <w:t xml:space="preserve">d.</w:t>
@@ -1030,7 +1034,7 @@
                     <w:rPr>
                       <w:rFonts w:ascii="Avenir Next" w:hAnsi="Avenir Next" w:cs="Avenir Next" w:eastAsia="Avenir Next"/>
                       <w:color w:val="1A1A1A"/>
-                      <w:sz w:val="20"/>
+                      <w:sz w:val="22"/>
                       <w:szCs w:val="20"/>
                     </w:rPr>
                     <w:t xml:space="preserve">3/5 ÷ 1/10 =</w:t>
@@ -1074,7 +1078,7 @@
                       <w:rFonts w:ascii="Avenir Next" w:hAnsi="Avenir Next" w:cs="Avenir Next" w:eastAsia="Avenir Next"/>
                       <w:b/>
                       <w:color w:val="003A70"/>
-                      <w:sz w:val="20"/>
+                      <w:sz w:val="22"/>
                       <w:szCs w:val="20"/>
                     </w:rPr>
                     <w:t xml:space="preserve">e.</w:t>
@@ -1092,7 +1096,7 @@
                     <w:rPr>
                       <w:rFonts w:ascii="Avenir Next" w:hAnsi="Avenir Next" w:cs="Avenir Next" w:eastAsia="Avenir Next"/>
                       <w:color w:val="1A1A1A"/>
-                      <w:sz w:val="20"/>
+                      <w:sz w:val="22"/>
                       <w:szCs w:val="20"/>
                     </w:rPr>
                     <w:t xml:space="preserve">1/3 ÷ 5/6 =</w:t>
@@ -1136,7 +1140,7 @@
                       <w:rFonts w:ascii="Avenir Next" w:hAnsi="Avenir Next" w:cs="Avenir Next" w:eastAsia="Avenir Next"/>
                       <w:b/>
                       <w:color w:val="003A70"/>
-                      <w:sz w:val="20"/>
+                      <w:sz w:val="22"/>
                       <w:szCs w:val="20"/>
                     </w:rPr>
                     <w:t xml:space="preserve">f.</w:t>
@@ -1154,7 +1158,7 @@
                     <w:rPr>
                       <w:rFonts w:ascii="Avenir Next" w:hAnsi="Avenir Next" w:cs="Avenir Next" w:eastAsia="Avenir Next"/>
                       <w:color w:val="1A1A1A"/>
-                      <w:sz w:val="20"/>
+                      <w:sz w:val="22"/>
                       <w:szCs w:val="20"/>
                     </w:rPr>
                     <w:t xml:space="preserve">5/8 ÷ 3/4 =</w:t>
@@ -1184,7 +1188,7 @@
           </w:tbl>
           <w:p>
             <w:pPr>
-              <w:spacing w:before="0" w:after="0" w:line="24" w:lineRule="auto"/>
+              <w:spacing w:before="0" w:after="0" w:line="50" w:lineRule="exact"/>
             </w:pPr>
           </w:p>
         </w:tc>
@@ -1192,12 +1196,12 @@
     </w:tbl>
     <w:p>
       <w:pPr>
-        <w:spacing w:before="0" w:after="0" w:line="20" w:lineRule="exact"/>
+        <w:spacing w:before="0" w:after="0" w:line="50" w:lineRule="exact"/>
       </w:pPr>
     </w:p>
     <w:p>
       <w:pPr>
-        <w:spacing w:before="0" w:after="0" w:line="20" w:lineRule="exact"/>
+        <w:spacing w:before="0" w:after="0" w:line="50" w:lineRule="exact"/>
       </w:pPr>
     </w:p>
     <w:tbl>
@@ -1247,18 +1251,18 @@
                 <w:rFonts w:ascii="Avenir Next" w:hAnsi="Avenir Next" w:cs="Avenir Next" w:eastAsia="Avenir Next"/>
                 <w:b/>
                 <w:color w:val="1A1A1A"/>
+                <w:sz w:val="22"/>
+                <w:szCs w:val="20"/>
+              </w:rPr>
+              <w:t xml:space="preserve">2.</w:t>
+            </w:r>
+            <w:r>
+              <w:rPr>
+                <w:rFonts w:ascii="Avenir Next" w:hAnsi="Avenir Next" w:cs="Avenir Next" w:eastAsia="Avenir Next"/>
+                <w:color w:val="1A1A1A"/>
                 <w:sz w:val="20"/>
                 <w:szCs w:val="20"/>
               </w:rPr>
-              <w:t xml:space="preserve">2.</w:t>
-            </w:r>
-            <w:r>
-              <w:rPr>
-                <w:rFonts w:ascii="Avenir Next" w:hAnsi="Avenir Next" w:cs="Avenir Next" w:eastAsia="Avenir Next"/>
-                <w:color w:val="1A1A1A"/>
-                <w:sz w:val="20"/>
-                <w:szCs w:val="20"/>
-              </w:rPr>
               <w:tab/>
             </w:r>
             <w:r>
@@ -1266,7 +1270,7 @@
                 <w:rFonts w:ascii="Avenir Next" w:hAnsi="Avenir Next" w:cs="Avenir Next" w:eastAsia="Avenir Next"/>
                 <w:b/>
                 <w:color w:val="1A1A1A"/>
-                <w:sz w:val="20"/>
+                <w:sz w:val="22"/>
                 <w:szCs w:val="20"/>
               </w:rPr>
               <w:t xml:space="preserve">Soup and Nuts.  </w:t>
@@ -1275,7 +1279,7 @@
               <w:rPr>
                 <w:rFonts w:ascii="Avenir Next" w:hAnsi="Avenir Next" w:cs="Avenir Next" w:eastAsia="Avenir Next"/>
                 <w:color w:val="1A1A1A"/>
-                <w:sz w:val="20"/>
+                <w:sz w:val="22"/>
                 <w:szCs w:val="20"/>
               </w:rPr>
               <w:t xml:space="preserve">A shop has 3/4 gallon of soup and 4/5 pound of nuts. The bar is 1 gallon; the shaded part is the soup.</w:t>
@@ -1291,7 +1295,7 @@
               <w:drawing>
                 <wp:inline distT="0" distB="0" distL="0" distR="0">
                   <wp:extent cx="3291840" cy="566928"/>
-                  <wp:docPr id="1" name="Figure 1"/>
+                  <wp:docPr id="1" name="Figure 1" descr="Fraction bars: 1 whole bars, each split into 12 equal parts; 9 parts shaded."/>
                   <a:graphic xmlns:a="http://schemas.openxmlformats.org/drawingml/2006/main">
                     <a:graphicData uri="http://schemas.openxmlformats.org/drawingml/2006/picture">
                       <pic:pic xmlns:pic="http://schemas.openxmlformats.org/drawingml/2006/picture">
@@ -1335,10 +1339,28 @@
                 <w:rFonts w:ascii="Avenir Next" w:hAnsi="Avenir Next" w:cs="Avenir Next" w:eastAsia="Avenir Next"/>
                 <w:b/>
                 <w:color w:val="003A70"/>
+                <w:sz w:val="22"/>
+                <w:szCs w:val="20"/>
+              </w:rPr>
+              <w:t xml:space="preserve">a.</w:t>
+            </w:r>
+            <w:r>
+              <w:rPr>
+                <w:rFonts w:ascii="Avenir Next" w:hAnsi="Avenir Next" w:cs="Avenir Next" w:eastAsia="Avenir Next"/>
+                <w:color w:val="1A1A1A"/>
                 <w:sz w:val="20"/>
                 <w:szCs w:val="20"/>
               </w:rPr>
-              <w:t xml:space="preserve">a.</w:t>
+              <w:tab/>
+            </w:r>
+            <w:r>
+              <w:rPr>
+                <w:rFonts w:ascii="Avenir Next" w:hAnsi="Avenir Next" w:cs="Avenir Next" w:eastAsia="Avenir Next"/>
+                <w:color w:val="1A1A1A"/>
+                <w:sz w:val="22"/>
+                <w:szCs w:val="20"/>
+              </w:rPr>
+              <w:t xml:space="preserve">Each bowl holds 1/12 gallon. How many bowls can the shop fill?</w:t>
             </w:r>
             <w:r>
               <w:rPr>
@@ -1347,7 +1369,7 @@
                 <w:sz w:val="20"/>
                 <w:szCs w:val="20"/>
               </w:rPr>
-              <w:tab/>
+              <w:t xml:space="preserve">  </w:t>
             </w:r>
             <w:r>
               <w:rPr>
@@ -1355,24 +1377,6 @@
                 <w:color w:val="1A1A1A"/>
                 <w:sz w:val="20"/>
                 <w:szCs w:val="20"/>
-              </w:rPr>
-              <w:t xml:space="preserve">Each bowl holds 1/12 gallon. How many bowls can the shop fill?</w:t>
-            </w:r>
-            <w:r>
-              <w:rPr>
-                <w:rFonts w:ascii="Avenir Next" w:hAnsi="Avenir Next" w:cs="Avenir Next" w:eastAsia="Avenir Next"/>
-                <w:color w:val="1A1A1A"/>
-                <w:sz w:val="20"/>
-                <w:szCs w:val="20"/>
-              </w:rPr>
-              <w:t xml:space="preserve">  </w:t>
-            </w:r>
-            <w:r>
-              <w:rPr>
-                <w:rFonts w:ascii="Avenir Next" w:hAnsi="Avenir Next" w:cs="Avenir Next" w:eastAsia="Avenir Next"/>
-                <w:color w:val="1A1A1A"/>
-                <w:sz w:val="20"/>
-                <w:szCs w:val="20"/>
                 <w:u w:val="single"/>
               </w:rPr>
               <w:t xml:space="preserve">                </w:t>
@@ -1381,7 +1385,7 @@
               <w:rPr>
                 <w:rFonts w:ascii="Avenir Next" w:hAnsi="Avenir Next" w:cs="Avenir Next" w:eastAsia="Avenir Next"/>
                 <w:color w:val="1A1A1A"/>
-                <w:sz w:val="20"/>
+                <w:sz w:val="22"/>
                 <w:szCs w:val="20"/>
               </w:rPr>
               <w:t xml:space="preserve"> bowls</w:t>
@@ -1401,10 +1405,28 @@
                 <w:rFonts w:ascii="Avenir Next" w:hAnsi="Avenir Next" w:cs="Avenir Next" w:eastAsia="Avenir Next"/>
                 <w:b/>
                 <w:color w:val="003A70"/>
+                <w:sz w:val="22"/>
+                <w:szCs w:val="20"/>
+              </w:rPr>
+              <w:t xml:space="preserve">b.</w:t>
+            </w:r>
+            <w:r>
+              <w:rPr>
+                <w:rFonts w:ascii="Avenir Next" w:hAnsi="Avenir Next" w:cs="Avenir Next" w:eastAsia="Avenir Next"/>
+                <w:color w:val="1A1A1A"/>
                 <w:sz w:val="20"/>
                 <w:szCs w:val="20"/>
               </w:rPr>
-              <w:t xml:space="preserve">b.</w:t>
+              <w:tab/>
+            </w:r>
+            <w:r>
+              <w:rPr>
+                <w:rFonts w:ascii="Avenir Next" w:hAnsi="Avenir Next" w:cs="Avenir Next" w:eastAsia="Avenir Next"/>
+                <w:color w:val="1A1A1A"/>
+                <w:sz w:val="22"/>
+                <w:szCs w:val="20"/>
+              </w:rPr>
+              <w:t xml:space="preserve">Each bag holds 2/5 pound. How many bags of nuts?</w:t>
             </w:r>
             <w:r>
               <w:rPr>
@@ -1413,7 +1435,7 @@
                 <w:sz w:val="20"/>
                 <w:szCs w:val="20"/>
               </w:rPr>
-              <w:tab/>
+              <w:t xml:space="preserve">  </w:t>
             </w:r>
             <w:r>
               <w:rPr>
@@ -1421,24 +1443,6 @@
                 <w:color w:val="1A1A1A"/>
                 <w:sz w:val="20"/>
                 <w:szCs w:val="20"/>
-              </w:rPr>
-              <w:t xml:space="preserve">Each bag holds 2/5 pound. How many bags of nuts?</w:t>
-            </w:r>
-            <w:r>
-              <w:rPr>
-                <w:rFonts w:ascii="Avenir Next" w:hAnsi="Avenir Next" w:cs="Avenir Next" w:eastAsia="Avenir Next"/>
-                <w:color w:val="1A1A1A"/>
-                <w:sz w:val="20"/>
-                <w:szCs w:val="20"/>
-              </w:rPr>
-              <w:t xml:space="preserve">  </w:t>
-            </w:r>
-            <w:r>
-              <w:rPr>
-                <w:rFonts w:ascii="Avenir Next" w:hAnsi="Avenir Next" w:cs="Avenir Next" w:eastAsia="Avenir Next"/>
-                <w:color w:val="1A1A1A"/>
-                <w:sz w:val="20"/>
-                <w:szCs w:val="20"/>
                 <w:u w:val="single"/>
               </w:rPr>
               <w:t xml:space="preserve">                </w:t>
@@ -1447,7 +1451,7 @@
               <w:rPr>
                 <w:rFonts w:ascii="Avenir Next" w:hAnsi="Avenir Next" w:cs="Avenir Next" w:eastAsia="Avenir Next"/>
                 <w:color w:val="1A1A1A"/>
-                <w:sz w:val="20"/>
+                <w:sz w:val="22"/>
                 <w:szCs w:val="20"/>
               </w:rPr>
               <w:t xml:space="preserve"> bags</w:t>
@@ -1458,12 +1462,12 @@
     </w:tbl>
     <w:p>
       <w:pPr>
-        <w:spacing w:before="0" w:after="0" w:line="20" w:lineRule="exact"/>
+        <w:spacing w:before="0" w:after="0" w:line="50" w:lineRule="exact"/>
       </w:pPr>
     </w:p>
     <w:p>
       <w:pPr>
-        <w:spacing w:before="0" w:after="0" w:line="20" w:lineRule="exact"/>
+        <w:spacing w:before="0" w:after="0" w:line="50" w:lineRule="exact"/>
       </w:pPr>
     </w:p>
     <w:tbl>
@@ -1514,18 +1518,18 @@
                 <w:rFonts w:ascii="Avenir Next" w:hAnsi="Avenir Next" w:cs="Avenir Next" w:eastAsia="Avenir Next"/>
                 <w:b/>
                 <w:color w:val="1A1A1A"/>
+                <w:sz w:val="22"/>
+                <w:szCs w:val="20"/>
+              </w:rPr>
+              <w:t xml:space="preserve">3.</w:t>
+            </w:r>
+            <w:r>
+              <w:rPr>
+                <w:rFonts w:ascii="Avenir Next" w:hAnsi="Avenir Next" w:cs="Avenir Next" w:eastAsia="Avenir Next"/>
+                <w:color w:val="1A1A1A"/>
                 <w:sz w:val="20"/>
                 <w:szCs w:val="20"/>
               </w:rPr>
-              <w:t xml:space="preserve">3.</w:t>
-            </w:r>
-            <w:r>
-              <w:rPr>
-                <w:rFonts w:ascii="Avenir Next" w:hAnsi="Avenir Next" w:cs="Avenir Next" w:eastAsia="Avenir Next"/>
-                <w:color w:val="1A1A1A"/>
-                <w:sz w:val="20"/>
-                <w:szCs w:val="20"/>
-              </w:rPr>
               <w:tab/>
             </w:r>
             <w:r>
@@ -1533,7 +1537,7 @@
                 <w:rFonts w:ascii="Avenir Next" w:hAnsi="Avenir Next" w:cs="Avenir Next" w:eastAsia="Avenir Next"/>
                 <w:b/>
                 <w:color w:val="1A1A1A"/>
-                <w:sz w:val="20"/>
+                <w:sz w:val="22"/>
                 <w:szCs w:val="20"/>
               </w:rPr>
               <w:t xml:space="preserve">Sanding Strips.  </w:t>
@@ -1542,7 +1546,7 @@
               <w:rPr>
                 <w:rFonts w:ascii="Avenir Next" w:hAnsi="Avenir Next" w:cs="Avenir Next" w:eastAsia="Avenir Next"/>
                 <w:color w:val="1A1A1A"/>
-                <w:sz w:val="20"/>
+                <w:sz w:val="22"/>
                 <w:szCs w:val="20"/>
               </w:rPr>
               <w:t xml:space="preserve">Lia has 11/12 meter of sandpaper. She tears it into strips that are each 1/12 meter wide. How many strips?</w:t>
@@ -1559,7 +1563,7 @@
                 <w:rFonts w:ascii="Avenir Next" w:hAnsi="Avenir Next" w:cs="Avenir Next" w:eastAsia="Avenir Next"/>
                 <w:b/>
                 <w:color w:val="003A70"/>
-                <w:sz w:val="17"/>
+                <w:sz w:val="22"/>
                 <w:szCs w:val="17"/>
               </w:rPr>
               <w:t xml:space="preserve">Hint  </w:t>
@@ -1569,7 +1573,7 @@
                 <w:rFonts w:ascii="Avenir Next" w:hAnsi="Avenir Next" w:cs="Avenir Next" w:eastAsia="Avenir Next"/>
                 <w:i/>
                 <w:color w:val="5A5F66"/>
-                <w:sz w:val="17"/>
+                <w:sz w:val="22"/>
                 <w:szCs w:val="17"/>
               </w:rPr>
               <w:t xml:space="preserve">Count the twelfths in 11/12.</w:t>
@@ -1577,7 +1581,7 @@
           </w:p>
           <w:p>
             <w:pPr>
-              <w:spacing w:before="0" w:after="0" w:line="60" w:lineRule="auto"/>
+              <w:spacing w:before="0" w:after="0" w:line="50" w:lineRule="exact"/>
             </w:pPr>
           </w:p>
           <w:tbl>
@@ -1646,25 +1650,25 @@
                 <w:rFonts w:ascii="Avenir Next" w:hAnsi="Avenir Next" w:cs="Avenir Next" w:eastAsia="Avenir Next"/>
                 <w:b/>
                 <w:color w:val="1A1A1A"/>
+                <w:sz w:val="22"/>
+                <w:szCs w:val="18"/>
+              </w:rPr>
+              <w:t xml:space="preserve">Answer</w:t>
+            </w:r>
+            <w:r>
+              <w:rPr>
+                <w:rFonts w:ascii="Avenir Next" w:hAnsi="Avenir Next" w:cs="Avenir Next" w:eastAsia="Avenir Next"/>
+                <w:color w:val="1A1A1A"/>
                 <w:sz w:val="18"/>
                 <w:szCs w:val="18"/>
               </w:rPr>
-              <w:t xml:space="preserve">Answer</w:t>
-            </w:r>
-            <w:r>
-              <w:rPr>
-                <w:rFonts w:ascii="Avenir Next" w:hAnsi="Avenir Next" w:cs="Avenir Next" w:eastAsia="Avenir Next"/>
-                <w:color w:val="1A1A1A"/>
-                <w:sz w:val="18"/>
-                <w:szCs w:val="18"/>
-              </w:rPr>
               <w:tab/>
             </w:r>
             <w:r>
               <w:rPr>
                 <w:rFonts w:ascii="Avenir Next" w:hAnsi="Avenir Next" w:cs="Avenir Next" w:eastAsia="Avenir Next"/>
                 <w:color w:val="1A1A1A"/>
-                <w:sz w:val="18"/>
+                <w:sz w:val="22"/>
                 <w:szCs w:val="18"/>
               </w:rPr>
               <w:t xml:space="preserve">  strips</w:t>
@@ -1690,18 +1694,18 @@
                 <w:rFonts w:ascii="Avenir Next" w:hAnsi="Avenir Next" w:cs="Avenir Next" w:eastAsia="Avenir Next"/>
                 <w:b/>
                 <w:color w:val="1A1A1A"/>
+                <w:sz w:val="22"/>
+                <w:szCs w:val="20"/>
+              </w:rPr>
+              <w:t xml:space="preserve">4.</w:t>
+            </w:r>
+            <w:r>
+              <w:rPr>
+                <w:rFonts w:ascii="Avenir Next" w:hAnsi="Avenir Next" w:cs="Avenir Next" w:eastAsia="Avenir Next"/>
+                <w:color w:val="1A1A1A"/>
                 <w:sz w:val="20"/>
                 <w:szCs w:val="20"/>
               </w:rPr>
-              <w:t xml:space="preserve">4.</w:t>
-            </w:r>
-            <w:r>
-              <w:rPr>
-                <w:rFonts w:ascii="Avenir Next" w:hAnsi="Avenir Next" w:cs="Avenir Next" w:eastAsia="Avenir Next"/>
-                <w:color w:val="1A1A1A"/>
-                <w:sz w:val="20"/>
-                <w:szCs w:val="20"/>
-              </w:rPr>
               <w:tab/>
             </w:r>
             <w:r>
@@ -1709,7 +1713,7 @@
                 <w:rFonts w:ascii="Avenir Next" w:hAnsi="Avenir Next" w:cs="Avenir Next" w:eastAsia="Avenir Next"/>
                 <w:b/>
                 <w:color w:val="1A1A1A"/>
-                <w:sz w:val="20"/>
+                <w:sz w:val="22"/>
                 <w:szCs w:val="20"/>
               </w:rPr>
               <w:t xml:space="preserve">Honey Jars.  </w:t>
@@ -1718,7 +1722,7 @@
               <w:rPr>
                 <w:rFonts w:ascii="Avenir Next" w:hAnsi="Avenir Next" w:cs="Avenir Next" w:eastAsia="Avenir Next"/>
                 <w:color w:val="1A1A1A"/>
-                <w:sz w:val="20"/>
+                <w:sz w:val="22"/>
                 <w:szCs w:val="20"/>
               </w:rPr>
               <w:t xml:space="preserve">A tub holds 7/8 pound of honey. Each gift jar holds 1/16 pound. How many jars can be filled?</w:t>
@@ -1735,7 +1739,7 @@
                 <w:rFonts w:ascii="Avenir Next" w:hAnsi="Avenir Next" w:cs="Avenir Next" w:eastAsia="Avenir Next"/>
                 <w:b/>
                 <w:color w:val="003A70"/>
-                <w:sz w:val="17"/>
+                <w:sz w:val="22"/>
                 <w:szCs w:val="17"/>
               </w:rPr>
               <w:t xml:space="preserve">Hint  </w:t>
@@ -1745,7 +1749,7 @@
                 <w:rFonts w:ascii="Avenir Next" w:hAnsi="Avenir Next" w:cs="Avenir Next" w:eastAsia="Avenir Next"/>
                 <w:i/>
                 <w:color w:val="5A5F66"/>
-                <w:sz w:val="17"/>
+                <w:sz w:val="22"/>
                 <w:szCs w:val="17"/>
               </w:rPr>
               <w:t xml:space="preserve">1/8 pound holds two 1/16 pounds.</w:t>
@@ -1753,7 +1757,7 @@
           </w:p>
           <w:p>
             <w:pPr>
-              <w:spacing w:before="0" w:after="0" w:line="60" w:lineRule="auto"/>
+              <w:spacing w:before="0" w:after="0" w:line="50" w:lineRule="exact"/>
             </w:pPr>
           </w:p>
           <w:tbl>
@@ -1822,25 +1826,25 @@
                 <w:rFonts w:ascii="Avenir Next" w:hAnsi="Avenir Next" w:cs="Avenir Next" w:eastAsia="Avenir Next"/>
                 <w:b/>
                 <w:color w:val="1A1A1A"/>
+                <w:sz w:val="22"/>
+                <w:szCs w:val="18"/>
+              </w:rPr>
+              <w:t xml:space="preserve">Answer</w:t>
+            </w:r>
+            <w:r>
+              <w:rPr>
+                <w:rFonts w:ascii="Avenir Next" w:hAnsi="Avenir Next" w:cs="Avenir Next" w:eastAsia="Avenir Next"/>
+                <w:color w:val="1A1A1A"/>
                 <w:sz w:val="18"/>
                 <w:szCs w:val="18"/>
               </w:rPr>
-              <w:t xml:space="preserve">Answer</w:t>
-            </w:r>
-            <w:r>
-              <w:rPr>
-                <w:rFonts w:ascii="Avenir Next" w:hAnsi="Avenir Next" w:cs="Avenir Next" w:eastAsia="Avenir Next"/>
-                <w:color w:val="1A1A1A"/>
-                <w:sz w:val="18"/>
-                <w:szCs w:val="18"/>
-              </w:rPr>
               <w:tab/>
             </w:r>
             <w:r>
               <w:rPr>
                 <w:rFonts w:ascii="Avenir Next" w:hAnsi="Avenir Next" w:cs="Avenir Next" w:eastAsia="Avenir Next"/>
                 <w:color w:val="1A1A1A"/>
-                <w:sz w:val="18"/>
+                <w:sz w:val="22"/>
                 <w:szCs w:val="18"/>
               </w:rPr>
               <w:t xml:space="preserve">  jars</w:t>
@@ -1851,12 +1855,12 @@
     </w:tbl>
     <w:p>
       <w:pPr>
-        <w:spacing w:before="0" w:after="0" w:line="20" w:lineRule="exact"/>
+        <w:spacing w:before="0" w:after="0" w:line="50" w:lineRule="exact"/>
       </w:pPr>
     </w:p>
     <w:p>
       <w:pPr>
-        <w:spacing w:before="0" w:after="0" w:line="20" w:lineRule="exact"/>
+        <w:spacing w:before="0" w:after="0" w:line="50" w:lineRule="exact"/>
       </w:pPr>
     </w:p>
     <w:tbl>
@@ -1906,18 +1910,18 @@
                 <w:rFonts w:ascii="Avenir Next" w:hAnsi="Avenir Next" w:cs="Avenir Next" w:eastAsia="Avenir Next"/>
                 <w:b/>
                 <w:color w:val="1A1A1A"/>
+                <w:sz w:val="22"/>
+                <w:szCs w:val="20"/>
+              </w:rPr>
+              <w:t xml:space="preserve">5.</w:t>
+            </w:r>
+            <w:r>
+              <w:rPr>
+                <w:rFonts w:ascii="Avenir Next" w:hAnsi="Avenir Next" w:cs="Avenir Next" w:eastAsia="Avenir Next"/>
+                <w:color w:val="1A1A1A"/>
                 <w:sz w:val="20"/>
                 <w:szCs w:val="20"/>
               </w:rPr>
-              <w:t xml:space="preserve">5.</w:t>
-            </w:r>
-            <w:r>
-              <w:rPr>
-                <w:rFonts w:ascii="Avenir Next" w:hAnsi="Avenir Next" w:cs="Avenir Next" w:eastAsia="Avenir Next"/>
-                <w:color w:val="1A1A1A"/>
-                <w:sz w:val="20"/>
-                <w:szCs w:val="20"/>
-              </w:rPr>
               <w:tab/>
             </w:r>
             <w:r>
@@ -1925,7 +1929,7 @@
                 <w:rFonts w:ascii="Avenir Next" w:hAnsi="Avenir Next" w:cs="Avenir Next" w:eastAsia="Avenir Next"/>
                 <w:b/>
                 <w:color w:val="1A1A1A"/>
-                <w:sz w:val="20"/>
+                <w:sz w:val="22"/>
                 <w:szCs w:val="20"/>
               </w:rPr>
               <w:t xml:space="preserve">Wire Pieces.  </w:t>
@@ -1934,7 +1938,7 @@
               <w:rPr>
                 <w:rFonts w:ascii="Avenir Next" w:hAnsi="Avenir Next" w:cs="Avenir Next" w:eastAsia="Avenir Next"/>
                 <w:color w:val="1A1A1A"/>
-                <w:sz w:val="20"/>
+                <w:sz w:val="22"/>
                 <w:szCs w:val="20"/>
               </w:rPr>
               <w:t xml:space="preserve">A 5/12-meter wire is cut into pieces that are each 5/12 meter long. Nadia says there are 25/144 pieces. Justify or correct her answer.</w:t>
@@ -1951,7 +1955,7 @@
                 <w:rFonts w:ascii="Avenir Next" w:hAnsi="Avenir Next" w:cs="Avenir Next" w:eastAsia="Avenir Next"/>
                 <w:b/>
                 <w:color w:val="003A70"/>
-                <w:sz w:val="17"/>
+                <w:sz w:val="22"/>
                 <w:szCs w:val="17"/>
               </w:rPr>
               <w:t xml:space="preserve">Hint  </w:t>
@@ -1961,7 +1965,7 @@
                 <w:rFonts w:ascii="Avenir Next" w:hAnsi="Avenir Next" w:cs="Avenir Next" w:eastAsia="Avenir Next"/>
                 <w:i/>
                 <w:color w:val="5A5F66"/>
-                <w:sz w:val="17"/>
+                <w:sz w:val="22"/>
                 <w:szCs w:val="17"/>
               </w:rPr>
               <w:t xml:space="preserve">Did Nadia flip the divisor? How many 5/12s fit in 5/12?</w:t>
@@ -1969,7 +1973,7 @@
           </w:p>
           <w:p>
             <w:pPr>
-              <w:spacing w:before="0" w:after="0" w:line="60" w:lineRule="auto"/>
+              <w:spacing w:before="0" w:after="0" w:line="50" w:lineRule="exact"/>
             </w:pPr>
           </w:p>
           <w:tbl>
@@ -2038,25 +2042,25 @@
                 <w:rFonts w:ascii="Avenir Next" w:hAnsi="Avenir Next" w:cs="Avenir Next" w:eastAsia="Avenir Next"/>
                 <w:b/>
                 <w:color w:val="1A1A1A"/>
+                <w:sz w:val="22"/>
+                <w:szCs w:val="18"/>
+              </w:rPr>
+              <w:t xml:space="preserve">Answer</w:t>
+            </w:r>
+            <w:r>
+              <w:rPr>
+                <w:rFonts w:ascii="Avenir Next" w:hAnsi="Avenir Next" w:cs="Avenir Next" w:eastAsia="Avenir Next"/>
+                <w:color w:val="1A1A1A"/>
                 <w:sz w:val="18"/>
                 <w:szCs w:val="18"/>
               </w:rPr>
-              <w:t xml:space="preserve">Answer</w:t>
-            </w:r>
-            <w:r>
-              <w:rPr>
-                <w:rFonts w:ascii="Avenir Next" w:hAnsi="Avenir Next" w:cs="Avenir Next" w:eastAsia="Avenir Next"/>
-                <w:color w:val="1A1A1A"/>
-                <w:sz w:val="18"/>
-                <w:szCs w:val="18"/>
-              </w:rPr>
               <w:tab/>
             </w:r>
             <w:r>
               <w:rPr>
                 <w:rFonts w:ascii="Avenir Next" w:hAnsi="Avenir Next" w:cs="Avenir Next" w:eastAsia="Avenir Next"/>
                 <w:color w:val="1A1A1A"/>
-                <w:sz w:val="18"/>
+                <w:sz w:val="22"/>
                 <w:szCs w:val="18"/>
               </w:rPr>
               <w:t xml:space="preserve">  piece</w:t>
@@ -2067,12 +2071,12 @@
     </w:tbl>
     <w:p>
       <w:pPr>
-        <w:spacing w:before="0" w:after="0" w:line="20" w:lineRule="exact"/>
+        <w:spacing w:before="0" w:after="0" w:line="50" w:lineRule="exact"/>
       </w:pPr>
     </w:p>
     <w:p>
       <w:pPr>
-        <w:spacing w:before="0" w:after="0" w:line="20" w:lineRule="exact"/>
+        <w:spacing w:before="0" w:after="0" w:line="50" w:lineRule="exact"/>
       </w:pPr>
     </w:p>
     <w:tbl>
@@ -2122,18 +2126,18 @@
                 <w:rFonts w:ascii="Avenir Next" w:hAnsi="Avenir Next" w:cs="Avenir Next" w:eastAsia="Avenir Next"/>
                 <w:b/>
                 <w:color w:val="1A1A1A"/>
+                <w:sz w:val="22"/>
+                <w:szCs w:val="20"/>
+              </w:rPr>
+              <w:t xml:space="preserve">6.</w:t>
+            </w:r>
+            <w:r>
+              <w:rPr>
+                <w:rFonts w:ascii="Avenir Next" w:hAnsi="Avenir Next" w:cs="Avenir Next" w:eastAsia="Avenir Next"/>
+                <w:color w:val="1A1A1A"/>
                 <w:sz w:val="20"/>
                 <w:szCs w:val="20"/>
               </w:rPr>
-              <w:t xml:space="preserve">6.</w:t>
-            </w:r>
-            <w:r>
-              <w:rPr>
-                <w:rFonts w:ascii="Avenir Next" w:hAnsi="Avenir Next" w:cs="Avenir Next" w:eastAsia="Avenir Next"/>
-                <w:color w:val="1A1A1A"/>
-                <w:sz w:val="20"/>
-                <w:szCs w:val="20"/>
-              </w:rPr>
               <w:tab/>
             </w:r>
             <w:r>
@@ -2141,7 +2145,7 @@
                 <w:rFonts w:ascii="Avenir Next" w:hAnsi="Avenir Next" w:cs="Avenir Next" w:eastAsia="Avenir Next"/>
                 <w:b/>
                 <w:color w:val="1A1A1A"/>
-                <w:sz w:val="20"/>
+                <w:sz w:val="22"/>
                 <w:szCs w:val="20"/>
               </w:rPr>
               <w:t xml:space="preserve">Wood Stain.  </w:t>
@@ -2150,7 +2154,7 @@
               <w:rPr>
                 <w:rFonts w:ascii="Avenir Next" w:hAnsi="Avenir Next" w:cs="Avenir Next" w:eastAsia="Avenir Next"/>
                 <w:color w:val="1A1A1A"/>
-                <w:sz w:val="20"/>
+                <w:sz w:val="22"/>
                 <w:szCs w:val="20"/>
               </w:rPr>
               <w:t xml:space="preserve">A can holds 15/16 liter of stain. Grant uses 3/16 liter on a chair. He pours the rest into jars that each hold 1/16 liter.</w:t>
@@ -2167,7 +2171,7 @@
                 <w:rFonts w:ascii="Avenir Next" w:hAnsi="Avenir Next" w:cs="Avenir Next" w:eastAsia="Avenir Next"/>
                 <w:b/>
                 <w:color w:val="003A70"/>
-                <w:sz w:val="17"/>
+                <w:sz w:val="22"/>
                 <w:szCs w:val="17"/>
               </w:rPr>
               <w:t xml:space="preserve">Hint  </w:t>
@@ -2177,7 +2181,7 @@
                 <w:rFonts w:ascii="Avenir Next" w:hAnsi="Avenir Next" w:cs="Avenir Next" w:eastAsia="Avenir Next"/>
                 <w:i/>
                 <w:color w:val="5A5F66"/>
-                <w:sz w:val="17"/>
+                <w:sz w:val="22"/>
                 <w:szCs w:val="17"/>
               </w:rPr>
               <w:t xml:space="preserve">Subtract first, then divide by 1/16.</w:t>
@@ -2197,10 +2201,28 @@
                 <w:rFonts w:ascii="Avenir Next" w:hAnsi="Avenir Next" w:cs="Avenir Next" w:eastAsia="Avenir Next"/>
                 <w:b/>
                 <w:color w:val="003A70"/>
+                <w:sz w:val="22"/>
+                <w:szCs w:val="20"/>
+              </w:rPr>
+              <w:t xml:space="preserve">a.</w:t>
+            </w:r>
+            <w:r>
+              <w:rPr>
+                <w:rFonts w:ascii="Avenir Next" w:hAnsi="Avenir Next" w:cs="Avenir Next" w:eastAsia="Avenir Next"/>
+                <w:color w:val="1A1A1A"/>
                 <w:sz w:val="20"/>
                 <w:szCs w:val="20"/>
               </w:rPr>
-              <w:t xml:space="preserve">a.</w:t>
+              <w:tab/>
+            </w:r>
+            <w:r>
+              <w:rPr>
+                <w:rFonts w:ascii="Avenir Next" w:hAnsi="Avenir Next" w:cs="Avenir Next" w:eastAsia="Avenir Next"/>
+                <w:color w:val="1A1A1A"/>
+                <w:sz w:val="22"/>
+                <w:szCs w:val="20"/>
+              </w:rPr>
+              <w:t xml:space="preserve">How much stain is left?</w:t>
             </w:r>
             <w:r>
               <w:rPr>
@@ -2209,7 +2231,7 @@
                 <w:sz w:val="20"/>
                 <w:szCs w:val="20"/>
               </w:rPr>
-              <w:tab/>
+              <w:t xml:space="preserve">  </w:t>
             </w:r>
             <w:r>
               <w:rPr>
@@ -2217,24 +2239,6 @@
                 <w:color w:val="1A1A1A"/>
                 <w:sz w:val="20"/>
                 <w:szCs w:val="20"/>
-              </w:rPr>
-              <w:t xml:space="preserve">How much stain is left?</w:t>
-            </w:r>
-            <w:r>
-              <w:rPr>
-                <w:rFonts w:ascii="Avenir Next" w:hAnsi="Avenir Next" w:cs="Avenir Next" w:eastAsia="Avenir Next"/>
-                <w:color w:val="1A1A1A"/>
-                <w:sz w:val="20"/>
-                <w:szCs w:val="20"/>
-              </w:rPr>
-              <w:t xml:space="preserve">  </w:t>
-            </w:r>
-            <w:r>
-              <w:rPr>
-                <w:rFonts w:ascii="Avenir Next" w:hAnsi="Avenir Next" w:cs="Avenir Next" w:eastAsia="Avenir Next"/>
-                <w:color w:val="1A1A1A"/>
-                <w:sz w:val="20"/>
-                <w:szCs w:val="20"/>
                 <w:u w:val="single"/>
               </w:rPr>
               <w:t xml:space="preserve">                </w:t>
@@ -2243,7 +2247,7 @@
               <w:rPr>
                 <w:rFonts w:ascii="Avenir Next" w:hAnsi="Avenir Next" w:cs="Avenir Next" w:eastAsia="Avenir Next"/>
                 <w:color w:val="1A1A1A"/>
-                <w:sz w:val="20"/>
+                <w:sz w:val="22"/>
                 <w:szCs w:val="20"/>
               </w:rPr>
               <w:t xml:space="preserve"> L</w:t>
@@ -2263,10 +2267,28 @@
                 <w:rFonts w:ascii="Avenir Next" w:hAnsi="Avenir Next" w:cs="Avenir Next" w:eastAsia="Avenir Next"/>
                 <w:b/>
                 <w:color w:val="003A70"/>
+                <w:sz w:val="22"/>
+                <w:szCs w:val="20"/>
+              </w:rPr>
+              <w:t xml:space="preserve">b.</w:t>
+            </w:r>
+            <w:r>
+              <w:rPr>
+                <w:rFonts w:ascii="Avenir Next" w:hAnsi="Avenir Next" w:cs="Avenir Next" w:eastAsia="Avenir Next"/>
+                <w:color w:val="1A1A1A"/>
                 <w:sz w:val="20"/>
                 <w:szCs w:val="20"/>
               </w:rPr>
-              <w:t xml:space="preserve">b.</w:t>
+              <w:tab/>
+            </w:r>
+            <w:r>
+              <w:rPr>
+                <w:rFonts w:ascii="Avenir Next" w:hAnsi="Avenir Next" w:cs="Avenir Next" w:eastAsia="Avenir Next"/>
+                <w:color w:val="1A1A1A"/>
+                <w:sz w:val="22"/>
+                <w:szCs w:val="20"/>
+              </w:rPr>
+              <w:t xml:space="preserve">How many jars does it fill?</w:t>
             </w:r>
             <w:r>
               <w:rPr>
@@ -2275,7 +2297,7 @@
                 <w:sz w:val="20"/>
                 <w:szCs w:val="20"/>
               </w:rPr>
-              <w:tab/>
+              <w:t xml:space="preserve">  </w:t>
             </w:r>
             <w:r>
               <w:rPr>
@@ -2283,24 +2305,6 @@
                 <w:color w:val="1A1A1A"/>
                 <w:sz w:val="20"/>
                 <w:szCs w:val="20"/>
-              </w:rPr>
-              <w:t xml:space="preserve">How many jars does it fill?</w:t>
-            </w:r>
-            <w:r>
-              <w:rPr>
-                <w:rFonts w:ascii="Avenir Next" w:hAnsi="Avenir Next" w:cs="Avenir Next" w:eastAsia="Avenir Next"/>
-                <w:color w:val="1A1A1A"/>
-                <w:sz w:val="20"/>
-                <w:szCs w:val="20"/>
-              </w:rPr>
-              <w:t xml:space="preserve">  </w:t>
-            </w:r>
-            <w:r>
-              <w:rPr>
-                <w:rFonts w:ascii="Avenir Next" w:hAnsi="Avenir Next" w:cs="Avenir Next" w:eastAsia="Avenir Next"/>
-                <w:color w:val="1A1A1A"/>
-                <w:sz w:val="20"/>
-                <w:szCs w:val="20"/>
                 <w:u w:val="single"/>
               </w:rPr>
               <w:t xml:space="preserve">                </w:t>
@@ -2309,7 +2313,7 @@
               <w:rPr>
                 <w:rFonts w:ascii="Avenir Next" w:hAnsi="Avenir Next" w:cs="Avenir Next" w:eastAsia="Avenir Next"/>
                 <w:color w:val="1A1A1A"/>
-                <w:sz w:val="20"/>
+                <w:sz w:val="22"/>
                 <w:szCs w:val="20"/>
               </w:rPr>
               <w:t xml:space="preserve"> jars</w:t>
@@ -2317,7 +2321,7 @@
           </w:p>
           <w:p>
             <w:pPr>
-              <w:spacing w:before="0" w:after="0" w:line="60" w:lineRule="auto"/>
+              <w:spacing w:before="0" w:after="0" w:line="50" w:lineRule="exact"/>
             </w:pPr>
           </w:p>
           <w:tbl>
@@ -2375,7 +2379,7 @@
           </w:tbl>
           <w:p>
             <w:pPr>
-              <w:spacing w:before="0" w:after="0" w:line="24" w:lineRule="auto"/>
+              <w:spacing w:before="0" w:after="0" w:line="50" w:lineRule="exact"/>
             </w:pPr>
           </w:p>
         </w:tc>
@@ -2383,12 +2387,12 @@
     </w:tbl>
     <w:p>
       <w:pPr>
-        <w:spacing w:before="0" w:after="0" w:line="20" w:lineRule="exact"/>
+        <w:spacing w:before="0" w:after="0" w:line="50" w:lineRule="exact"/>
       </w:pPr>
     </w:p>
     <w:p>
       <w:pPr>
-        <w:spacing w:before="0" w:after="0" w:line="20" w:lineRule="exact"/>
+        <w:spacing w:before="0" w:after="0" w:line="50" w:lineRule="exact"/>
       </w:pPr>
     </w:p>
     <w:tbl>
@@ -2438,18 +2442,18 @@
                 <w:rFonts w:ascii="Avenir Next" w:hAnsi="Avenir Next" w:cs="Avenir Next" w:eastAsia="Avenir Next"/>
                 <w:b/>
                 <w:color w:val="1A1A1A"/>
+                <w:sz w:val="22"/>
+                <w:szCs w:val="20"/>
+              </w:rPr>
+              <w:t xml:space="preserve">7.</w:t>
+            </w:r>
+            <w:r>
+              <w:rPr>
+                <w:rFonts w:ascii="Avenir Next" w:hAnsi="Avenir Next" w:cs="Avenir Next" w:eastAsia="Avenir Next"/>
+                <w:color w:val="1A1A1A"/>
                 <w:sz w:val="20"/>
                 <w:szCs w:val="20"/>
               </w:rPr>
-              <w:t xml:space="preserve">7.</w:t>
-            </w:r>
-            <w:r>
-              <w:rPr>
-                <w:rFonts w:ascii="Avenir Next" w:hAnsi="Avenir Next" w:cs="Avenir Next" w:eastAsia="Avenir Next"/>
-                <w:color w:val="1A1A1A"/>
-                <w:sz w:val="20"/>
-                <w:szCs w:val="20"/>
-              </w:rPr>
               <w:tab/>
             </w:r>
             <w:r>
@@ -2457,7 +2461,7 @@
                 <w:rFonts w:ascii="Avenir Next" w:hAnsi="Avenir Next" w:cs="Avenir Next" w:eastAsia="Avenir Next"/>
                 <w:b/>
                 <w:color w:val="1A1A1A"/>
-                <w:sz w:val="20"/>
+                <w:sz w:val="22"/>
                 <w:szCs w:val="20"/>
               </w:rPr>
               <w:t xml:space="preserve">Craft Supplies.  </w:t>
@@ -2466,7 +2470,7 @@
               <w:rPr>
                 <w:rFonts w:ascii="Avenir Next" w:hAnsi="Avenir Next" w:cs="Avenir Next" w:eastAsia="Avenir Next"/>
                 <w:color w:val="1A1A1A"/>
-                <w:sz w:val="20"/>
+                <w:sz w:val="22"/>
                 <w:szCs w:val="20"/>
               </w:rPr>
               <w:t xml:space="preserve">A roll holds 9/10 meter of tape. A large project uses 3/10 meter. A small project uses 1/10 meter.</w:t>
@@ -2486,10 +2490,28 @@
                 <w:rFonts w:ascii="Avenir Next" w:hAnsi="Avenir Next" w:cs="Avenir Next" w:eastAsia="Avenir Next"/>
                 <w:b/>
                 <w:color w:val="003A70"/>
+                <w:sz w:val="22"/>
+                <w:szCs w:val="20"/>
+              </w:rPr>
+              <w:t xml:space="preserve">a.</w:t>
+            </w:r>
+            <w:r>
+              <w:rPr>
+                <w:rFonts w:ascii="Avenir Next" w:hAnsi="Avenir Next" w:cs="Avenir Next" w:eastAsia="Avenir Next"/>
+                <w:color w:val="1A1A1A"/>
                 <w:sz w:val="20"/>
                 <w:szCs w:val="20"/>
               </w:rPr>
-              <w:t xml:space="preserve">a.</w:t>
+              <w:tab/>
+            </w:r>
+            <w:r>
+              <w:rPr>
+                <w:rFonts w:ascii="Avenir Next" w:hAnsi="Avenir Next" w:cs="Avenir Next" w:eastAsia="Avenir Next"/>
+                <w:color w:val="1A1A1A"/>
+                <w:sz w:val="22"/>
+                <w:szCs w:val="20"/>
+              </w:rPr>
+              <w:t xml:space="preserve">How many large projects can one roll supply?</w:t>
             </w:r>
             <w:r>
               <w:rPr>
@@ -2498,7 +2520,7 @@
                 <w:sz w:val="20"/>
                 <w:szCs w:val="20"/>
               </w:rPr>
-              <w:tab/>
+              <w:t xml:space="preserve">  </w:t>
             </w:r>
             <w:r>
               <w:rPr>
@@ -2506,24 +2528,6 @@
                 <w:color w:val="1A1A1A"/>
                 <w:sz w:val="20"/>
                 <w:szCs w:val="20"/>
-              </w:rPr>
-              <w:t xml:space="preserve">How many large projects can one roll supply?</w:t>
-            </w:r>
-            <w:r>
-              <w:rPr>
-                <w:rFonts w:ascii="Avenir Next" w:hAnsi="Avenir Next" w:cs="Avenir Next" w:eastAsia="Avenir Next"/>
-                <w:color w:val="1A1A1A"/>
-                <w:sz w:val="20"/>
-                <w:szCs w:val="20"/>
-              </w:rPr>
-              <w:t xml:space="preserve">  </w:t>
-            </w:r>
-            <w:r>
-              <w:rPr>
-                <w:rFonts w:ascii="Avenir Next" w:hAnsi="Avenir Next" w:cs="Avenir Next" w:eastAsia="Avenir Next"/>
-                <w:color w:val="1A1A1A"/>
-                <w:sz w:val="20"/>
-                <w:szCs w:val="20"/>
                 <w:u w:val="single"/>
               </w:rPr>
               <w:t xml:space="preserve">                </w:t>
@@ -2532,7 +2536,7 @@
               <w:rPr>
                 <w:rFonts w:ascii="Avenir Next" w:hAnsi="Avenir Next" w:cs="Avenir Next" w:eastAsia="Avenir Next"/>
                 <w:color w:val="1A1A1A"/>
-                <w:sz w:val="20"/>
+                <w:sz w:val="22"/>
                 <w:szCs w:val="20"/>
               </w:rPr>
               <w:t xml:space="preserve"> projects</w:t>
@@ -2552,10 +2556,28 @@
                 <w:rFonts w:ascii="Avenir Next" w:hAnsi="Avenir Next" w:cs="Avenir Next" w:eastAsia="Avenir Next"/>
                 <w:b/>
                 <w:color w:val="003A70"/>
+                <w:sz w:val="22"/>
+                <w:szCs w:val="20"/>
+              </w:rPr>
+              <w:t xml:space="preserve">b.</w:t>
+            </w:r>
+            <w:r>
+              <w:rPr>
+                <w:rFonts w:ascii="Avenir Next" w:hAnsi="Avenir Next" w:cs="Avenir Next" w:eastAsia="Avenir Next"/>
+                <w:color w:val="1A1A1A"/>
                 <w:sz w:val="20"/>
                 <w:szCs w:val="20"/>
               </w:rPr>
-              <w:t xml:space="preserve">b.</w:t>
+              <w:tab/>
+            </w:r>
+            <w:r>
+              <w:rPr>
+                <w:rFonts w:ascii="Avenir Next" w:hAnsi="Avenir Next" w:cs="Avenir Next" w:eastAsia="Avenir Next"/>
+                <w:color w:val="1A1A1A"/>
+                <w:sz w:val="22"/>
+                <w:szCs w:val="20"/>
+              </w:rPr>
+              <w:t xml:space="preserve">How many small projects?</w:t>
             </w:r>
             <w:r>
               <w:rPr>
@@ -2564,7 +2586,7 @@
                 <w:sz w:val="20"/>
                 <w:szCs w:val="20"/>
               </w:rPr>
-              <w:tab/>
+              <w:t xml:space="preserve">  </w:t>
             </w:r>
             <w:r>
               <w:rPr>
@@ -2572,24 +2594,6 @@
                 <w:color w:val="1A1A1A"/>
                 <w:sz w:val="20"/>
                 <w:szCs w:val="20"/>
-              </w:rPr>
-              <w:t xml:space="preserve">How many small projects?</w:t>
-            </w:r>
-            <w:r>
-              <w:rPr>
-                <w:rFonts w:ascii="Avenir Next" w:hAnsi="Avenir Next" w:cs="Avenir Next" w:eastAsia="Avenir Next"/>
-                <w:color w:val="1A1A1A"/>
-                <w:sz w:val="20"/>
-                <w:szCs w:val="20"/>
-              </w:rPr>
-              <w:t xml:space="preserve">  </w:t>
-            </w:r>
-            <w:r>
-              <w:rPr>
-                <w:rFonts w:ascii="Avenir Next" w:hAnsi="Avenir Next" w:cs="Avenir Next" w:eastAsia="Avenir Next"/>
-                <w:color w:val="1A1A1A"/>
-                <w:sz w:val="20"/>
-                <w:szCs w:val="20"/>
                 <w:u w:val="single"/>
               </w:rPr>
               <w:t xml:space="preserve">                </w:t>
@@ -2598,7 +2602,7 @@
               <w:rPr>
                 <w:rFonts w:ascii="Avenir Next" w:hAnsi="Avenir Next" w:cs="Avenir Next" w:eastAsia="Avenir Next"/>
                 <w:color w:val="1A1A1A"/>
-                <w:sz w:val="20"/>
+                <w:sz w:val="22"/>
                 <w:szCs w:val="20"/>
               </w:rPr>
               <w:t xml:space="preserve"> projects</w:t>
@@ -2618,25 +2622,25 @@
                 <w:rFonts w:ascii="Avenir Next" w:hAnsi="Avenir Next" w:cs="Avenir Next" w:eastAsia="Avenir Next"/>
                 <w:b/>
                 <w:color w:val="003A70"/>
+                <w:sz w:val="22"/>
+                <w:szCs w:val="20"/>
+              </w:rPr>
+              <w:t xml:space="preserve">c.</w:t>
+            </w:r>
+            <w:r>
+              <w:rPr>
+                <w:rFonts w:ascii="Avenir Next" w:hAnsi="Avenir Next" w:cs="Avenir Next" w:eastAsia="Avenir Next"/>
+                <w:color w:val="1A1A1A"/>
                 <w:sz w:val="20"/>
                 <w:szCs w:val="20"/>
               </w:rPr>
-              <w:t xml:space="preserve">c.</w:t>
-            </w:r>
-            <w:r>
-              <w:rPr>
-                <w:rFonts w:ascii="Avenir Next" w:hAnsi="Avenir Next" w:cs="Avenir Next" w:eastAsia="Avenir Next"/>
-                <w:color w:val="1A1A1A"/>
-                <w:sz w:val="20"/>
-                <w:szCs w:val="20"/>
-              </w:rPr>
               <w:tab/>
             </w:r>
             <w:r>
               <w:rPr>
                 <w:rFonts w:ascii="Avenir Next" w:hAnsi="Avenir Next" w:cs="Avenir Next" w:eastAsia="Avenir Next"/>
                 <w:color w:val="1A1A1A"/>
-                <w:sz w:val="20"/>
+                <w:sz w:val="22"/>
                 <w:szCs w:val="20"/>
               </w:rPr>
               <w:t xml:space="preserve">Explain why the second answer is 3 times the first.</w:t>
@@ -2666,12 +2670,12 @@
     </w:tbl>
     <w:p>
       <w:pPr>
-        <w:spacing w:before="0" w:after="0" w:line="20" w:lineRule="exact"/>
+        <w:spacing w:before="0" w:after="0" w:line="50" w:lineRule="exact"/>
       </w:pPr>
     </w:p>
     <w:p>
       <w:pPr>
-        <w:spacing w:before="0" w:after="0" w:line="20" w:lineRule="exact"/>
+        <w:spacing w:before="0" w:after="0" w:line="50" w:lineRule="exact"/>
       </w:pPr>
     </w:p>
     <w:tbl>
@@ -2721,18 +2725,18 @@
                 <w:rFonts w:ascii="Avenir Next" w:hAnsi="Avenir Next" w:cs="Avenir Next" w:eastAsia="Avenir Next"/>
                 <w:b/>
                 <w:color w:val="1A1A1A"/>
+                <w:sz w:val="22"/>
+                <w:szCs w:val="20"/>
+              </w:rPr>
+              <w:t xml:space="preserve">8.</w:t>
+            </w:r>
+            <w:r>
+              <w:rPr>
+                <w:rFonts w:ascii="Avenir Next" w:hAnsi="Avenir Next" w:cs="Avenir Next" w:eastAsia="Avenir Next"/>
+                <w:color w:val="1A1A1A"/>
                 <w:sz w:val="20"/>
                 <w:szCs w:val="20"/>
               </w:rPr>
-              <w:t xml:space="preserve">8.</w:t>
-            </w:r>
-            <w:r>
-              <w:rPr>
-                <w:rFonts w:ascii="Avenir Next" w:hAnsi="Avenir Next" w:cs="Avenir Next" w:eastAsia="Avenir Next"/>
-                <w:color w:val="1A1A1A"/>
-                <w:sz w:val="20"/>
-                <w:szCs w:val="20"/>
-              </w:rPr>
               <w:tab/>
             </w:r>
             <w:r>
@@ -2740,7 +2744,7 @@
                 <w:rFonts w:ascii="Avenir Next" w:hAnsi="Avenir Next" w:cs="Avenir Next" w:eastAsia="Avenir Next"/>
                 <w:b/>
                 <w:color w:val="1A1A1A"/>
-                <w:sz w:val="20"/>
+                <w:sz w:val="22"/>
                 <w:szCs w:val="20"/>
               </w:rPr>
               <w:t xml:space="preserve">Name Tags.  </w:t>
@@ -2749,7 +2753,7 @@
               <w:rPr>
                 <w:rFonts w:ascii="Avenir Next" w:hAnsi="Avenir Next" w:cs="Avenir Next" w:eastAsia="Avenir Next"/>
                 <w:color w:val="1A1A1A"/>
-                <w:sz w:val="20"/>
+                <w:sz w:val="22"/>
                 <w:szCs w:val="20"/>
               </w:rPr>
               <w:t xml:space="preserve">A roll holds 5/6 yard of trim. Each name tag uses 1/18 yard of trim.</w:t>
@@ -2766,7 +2770,7 @@
                 <w:rFonts w:ascii="Avenir Next" w:hAnsi="Avenir Next" w:cs="Avenir Next" w:eastAsia="Avenir Next"/>
                 <w:b/>
                 <w:color w:val="003A70"/>
-                <w:sz w:val="17"/>
+                <w:sz w:val="22"/>
                 <w:szCs w:val="17"/>
               </w:rPr>
               <w:t xml:space="preserve">Hint  </w:t>
@@ -2776,7 +2780,7 @@
                 <w:rFonts w:ascii="Avenir Next" w:hAnsi="Avenir Next" w:cs="Avenir Next" w:eastAsia="Avenir Next"/>
                 <w:i/>
                 <w:color w:val="5A5F66"/>
-                <w:sz w:val="17"/>
+                <w:sz w:val="22"/>
                 <w:szCs w:val="17"/>
               </w:rPr>
               <w:t xml:space="preserve">A tiny divisor means many groups fit inside.</w:t>
@@ -2796,10 +2800,28 @@
                 <w:rFonts w:ascii="Avenir Next" w:hAnsi="Avenir Next" w:cs="Avenir Next" w:eastAsia="Avenir Next"/>
                 <w:b/>
                 <w:color w:val="003A70"/>
+                <w:sz w:val="22"/>
+                <w:szCs w:val="20"/>
+              </w:rPr>
+              <w:t xml:space="preserve">a.</w:t>
+            </w:r>
+            <w:r>
+              <w:rPr>
+                <w:rFonts w:ascii="Avenir Next" w:hAnsi="Avenir Next" w:cs="Avenir Next" w:eastAsia="Avenir Next"/>
+                <w:color w:val="1A1A1A"/>
                 <w:sz w:val="20"/>
                 <w:szCs w:val="20"/>
               </w:rPr>
-              <w:t xml:space="preserve">a.</w:t>
+              <w:tab/>
+            </w:r>
+            <w:r>
+              <w:rPr>
+                <w:rFonts w:ascii="Avenir Next" w:hAnsi="Avenir Next" w:cs="Avenir Next" w:eastAsia="Avenir Next"/>
+                <w:color w:val="1A1A1A"/>
+                <w:sz w:val="22"/>
+                <w:szCs w:val="20"/>
+              </w:rPr>
+              <w:t xml:space="preserve">How many name tags can the roll cover?</w:t>
             </w:r>
             <w:r>
               <w:rPr>
@@ -2808,7 +2830,7 @@
                 <w:sz w:val="20"/>
                 <w:szCs w:val="20"/>
               </w:rPr>
-              <w:tab/>
+              <w:t xml:space="preserve">  </w:t>
             </w:r>
             <w:r>
               <w:rPr>
@@ -2816,24 +2838,6 @@
                 <w:color w:val="1A1A1A"/>
                 <w:sz w:val="20"/>
                 <w:szCs w:val="20"/>
-              </w:rPr>
-              <w:t xml:space="preserve">How many name tags can the roll cover?</w:t>
-            </w:r>
-            <w:r>
-              <w:rPr>
-                <w:rFonts w:ascii="Avenir Next" w:hAnsi="Avenir Next" w:cs="Avenir Next" w:eastAsia="Avenir Next"/>
-                <w:color w:val="1A1A1A"/>
-                <w:sz w:val="20"/>
-                <w:szCs w:val="20"/>
-              </w:rPr>
-              <w:t xml:space="preserve">  </w:t>
-            </w:r>
-            <w:r>
-              <w:rPr>
-                <w:rFonts w:ascii="Avenir Next" w:hAnsi="Avenir Next" w:cs="Avenir Next" w:eastAsia="Avenir Next"/>
-                <w:color w:val="1A1A1A"/>
-                <w:sz w:val="20"/>
-                <w:szCs w:val="20"/>
                 <w:u w:val="single"/>
               </w:rPr>
               <w:t xml:space="preserve">                </w:t>
@@ -2842,7 +2846,7 @@
               <w:rPr>
                 <w:rFonts w:ascii="Avenir Next" w:hAnsi="Avenir Next" w:cs="Avenir Next" w:eastAsia="Avenir Next"/>
                 <w:color w:val="1A1A1A"/>
-                <w:sz w:val="20"/>
+                <w:sz w:val="22"/>
                 <w:szCs w:val="20"/>
               </w:rPr>
               <w:t xml:space="preserve"> tags</w:t>
@@ -2862,10 +2866,28 @@
                 <w:rFonts w:ascii="Avenir Next" w:hAnsi="Avenir Next" w:cs="Avenir Next" w:eastAsia="Avenir Next"/>
                 <w:b/>
                 <w:color w:val="003A70"/>
+                <w:sz w:val="22"/>
+                <w:szCs w:val="20"/>
+              </w:rPr>
+              <w:t xml:space="preserve">b.</w:t>
+            </w:r>
+            <w:r>
+              <w:rPr>
+                <w:rFonts w:ascii="Avenir Next" w:hAnsi="Avenir Next" w:cs="Avenir Next" w:eastAsia="Avenir Next"/>
+                <w:color w:val="1A1A1A"/>
                 <w:sz w:val="20"/>
                 <w:szCs w:val="20"/>
               </w:rPr>
-              <w:t xml:space="preserve">b.</w:t>
+              <w:tab/>
+            </w:r>
+            <w:r>
+              <w:rPr>
+                <w:rFonts w:ascii="Avenir Next" w:hAnsi="Avenir Next" w:cs="Avenir Next" w:eastAsia="Avenir Next"/>
+                <w:color w:val="1A1A1A"/>
+                <w:sz w:val="22"/>
+                <w:szCs w:val="20"/>
+              </w:rPr>
+              <w:t xml:space="preserve">Explain why the quotient is so large.</w:t>
             </w:r>
             <w:r>
               <w:rPr>
@@ -2874,7 +2896,7 @@
                 <w:sz w:val="20"/>
                 <w:szCs w:val="20"/>
               </w:rPr>
-              <w:tab/>
+              <w:t xml:space="preserve">  </w:t>
             </w:r>
             <w:r>
               <w:rPr>
@@ -2882,24 +2904,6 @@
                 <w:color w:val="1A1A1A"/>
                 <w:sz w:val="20"/>
                 <w:szCs w:val="20"/>
-              </w:rPr>
-              <w:t xml:space="preserve">Explain why the quotient is so large.</w:t>
-            </w:r>
-            <w:r>
-              <w:rPr>
-                <w:rFonts w:ascii="Avenir Next" w:hAnsi="Avenir Next" w:cs="Avenir Next" w:eastAsia="Avenir Next"/>
-                <w:color w:val="1A1A1A"/>
-                <w:sz w:val="20"/>
-                <w:szCs w:val="20"/>
-              </w:rPr>
-              <w:t xml:space="preserve">  </w:t>
-            </w:r>
-            <w:r>
-              <w:rPr>
-                <w:rFonts w:ascii="Avenir Next" w:hAnsi="Avenir Next" w:cs="Avenir Next" w:eastAsia="Avenir Next"/>
-                <w:color w:val="1A1A1A"/>
-                <w:sz w:val="20"/>
-                <w:szCs w:val="20"/>
                 <w:u w:val="single"/>
               </w:rPr>
               <w:t xml:space="preserve">                      </w:t>
@@ -2907,7 +2911,7 @@
           </w:p>
           <w:p>
             <w:pPr>
-              <w:spacing w:before="0" w:after="0" w:line="60" w:lineRule="auto"/>
+              <w:spacing w:before="0" w:after="0" w:line="50" w:lineRule="exact"/>
             </w:pPr>
           </w:p>
           <w:tbl>
@@ -2965,7 +2969,7 @@
           </w:tbl>
           <w:p>
             <w:pPr>
-              <w:spacing w:before="0" w:after="0" w:line="24" w:lineRule="auto"/>
+              <w:spacing w:before="0" w:after="0" w:line="50" w:lineRule="exact"/>
             </w:pPr>
           </w:p>
         </w:tc>
@@ -2973,11 +2977,12 @@
     </w:tbl>
     <w:p>
       <w:pPr>
-        <w:spacing w:before="0" w:after="0" w:line="20" w:lineRule="exact"/>
+        <w:spacing w:before="0" w:after="0" w:line="50" w:lineRule="exact"/>
       </w:pPr>
     </w:p>
     <w:p>
       <w:pPr>
+        <w:pStyle w:val="Heading2"/>
         <w:keepNext/>
         <w:pBdr>
           <w:bottom w:val="single" w:sz="8" w:space="3" w:color="003A70"/>
@@ -2993,7 +2998,7 @@
           <w:b/>
           <w:color w:val="003A70"/>
           <w:spacing w:val="14"/>
-          <w:sz w:val="19"/>
+          <w:sz w:val="22"/>
           <w:szCs w:val="19"/>
         </w:rPr>
         <w:t xml:space="preserve">FIND THE ERROR</w:t>
@@ -3012,7 +3017,7 @@
           <w:rFonts w:ascii="Avenir Next" w:hAnsi="Avenir Next" w:cs="Avenir Next" w:eastAsia="Avenir Next"/>
           <w:i/>
           <w:color w:val="5A5F66"/>
-          <w:sz w:val="17"/>
+          <w:sz w:val="22"/>
           <w:szCs w:val="17"/>
         </w:rPr>
         <w:t xml:space="preserve">explain the mistake, then fix it</w:t>
@@ -3020,7 +3025,7 @@
     </w:p>
     <w:p>
       <w:pPr>
-        <w:spacing w:before="0" w:after="0" w:line="20" w:lineRule="exact"/>
+        <w:spacing w:before="0" w:after="0" w:line="50" w:lineRule="exact"/>
       </w:pPr>
     </w:p>
     <w:tbl>
@@ -3070,18 +3075,18 @@
                 <w:rFonts w:ascii="Avenir Next" w:hAnsi="Avenir Next" w:cs="Avenir Next" w:eastAsia="Avenir Next"/>
                 <w:b/>
                 <w:color w:val="1A1A1A"/>
+                <w:sz w:val="22"/>
+                <w:szCs w:val="20"/>
+              </w:rPr>
+              <w:t xml:space="preserve">9.</w:t>
+            </w:r>
+            <w:r>
+              <w:rPr>
+                <w:rFonts w:ascii="Avenir Next" w:hAnsi="Avenir Next" w:cs="Avenir Next" w:eastAsia="Avenir Next"/>
+                <w:color w:val="1A1A1A"/>
                 <w:sz w:val="20"/>
                 <w:szCs w:val="20"/>
               </w:rPr>
-              <w:t xml:space="preserve">9.</w:t>
-            </w:r>
-            <w:r>
-              <w:rPr>
-                <w:rFonts w:ascii="Avenir Next" w:hAnsi="Avenir Next" w:cs="Avenir Next" w:eastAsia="Avenir Next"/>
-                <w:color w:val="1A1A1A"/>
-                <w:sz w:val="20"/>
-                <w:szCs w:val="20"/>
-              </w:rPr>
               <w:tab/>
             </w:r>
             <w:r>
@@ -3089,7 +3094,7 @@
                 <w:rFonts w:ascii="Avenir Next" w:hAnsi="Avenir Next" w:cs="Avenir Next" w:eastAsia="Avenir Next"/>
                 <w:b/>
                 <w:color w:val="1A1A1A"/>
-                <w:sz w:val="20"/>
+                <w:sz w:val="22"/>
                 <w:szCs w:val="20"/>
               </w:rPr>
               <w:t xml:space="preserve">Jamal’s Work.  </w:t>
@@ -3098,7 +3103,7 @@
               <w:rPr>
                 <w:rFonts w:ascii="Avenir Next" w:hAnsi="Avenir Next" w:cs="Avenir Next" w:eastAsia="Avenir Next"/>
                 <w:color w:val="1A1A1A"/>
-                <w:sz w:val="20"/>
+                <w:sz w:val="22"/>
                 <w:szCs w:val="20"/>
               </w:rPr>
               <w:t xml:space="preserve">Jamal solved 3/5 ÷ 1/2. He flipped both fractions and wrote 5/3 × 2/1 = 10/3. Explain his mistake. Then find the correct quotient.</w:t>
@@ -3144,7 +3149,7 @@
                 </w:tcPr>
                 <w:p>
                   <w:pPr>
-                    <w:spacing w:before="0" w:after="0" w:line="240" w:lineRule="auto"/>
+                    <w:spacing w:before="0" w:after="0" w:line="50" w:lineRule="exact"/>
                   </w:pPr>
                 </w:p>
               </w:tc>
@@ -3164,7 +3169,7 @@
                 </w:tcPr>
                 <w:p>
                   <w:pPr>
-                    <w:spacing w:before="0" w:after="0" w:line="240" w:lineRule="auto"/>
+                    <w:spacing w:before="0" w:after="0" w:line="50" w:lineRule="exact"/>
                   </w:pPr>
                 </w:p>
               </w:tc>
@@ -3184,7 +3189,7 @@
                 </w:tcPr>
                 <w:p>
                   <w:pPr>
-                    <w:spacing w:before="0" w:after="0" w:line="240" w:lineRule="auto"/>
+                    <w:spacing w:before="0" w:after="0" w:line="50" w:lineRule="exact"/>
                   </w:pPr>
                 </w:p>
               </w:tc>
@@ -3192,7 +3197,7 @@
           </w:tbl>
           <w:p>
             <w:pPr>
-              <w:spacing w:before="0" w:after="0" w:line="24" w:lineRule="auto"/>
+              <w:spacing w:before="0" w:after="0" w:line="50" w:lineRule="exact"/>
             </w:pPr>
           </w:p>
         </w:tc>
@@ -3200,11 +3205,12 @@
     </w:tbl>
     <w:p>
       <w:pPr>
-        <w:spacing w:before="0" w:after="0" w:line="20" w:lineRule="exact"/>
+        <w:spacing w:before="0" w:after="0" w:line="50" w:lineRule="exact"/>
       </w:pPr>
     </w:p>
     <w:p>
       <w:pPr>
+        <w:pStyle w:val="Heading2"/>
         <w:keepNext/>
         <w:pBdr>
           <w:bottom w:val="single" w:sz="8" w:space="3" w:color="003A70"/>
@@ -3220,7 +3226,7 @@
           <w:b/>
           <w:color w:val="003A70"/>
           <w:spacing w:val="14"/>
-          <w:sz w:val="19"/>
+          <w:sz w:val="22"/>
           <w:szCs w:val="19"/>
         </w:rPr>
         <w:t xml:space="preserve">TEST PRACTICE</w:t>
@@ -3239,7 +3245,7 @@
           <w:rFonts w:ascii="Avenir Next" w:hAnsi="Avenir Next" w:cs="Avenir Next" w:eastAsia="Avenir Next"/>
           <w:i/>
           <w:color w:val="5A5F66"/>
-          <w:sz w:val="17"/>
+          <w:sz w:val="22"/>
           <w:szCs w:val="17"/>
         </w:rPr>
         <w:t xml:space="preserve">choose the best answer</w:t>
@@ -3247,7 +3253,7 @@
     </w:p>
     <w:p>
       <w:pPr>
-        <w:spacing w:before="0" w:after="0" w:line="20" w:lineRule="exact"/>
+        <w:spacing w:before="0" w:after="0" w:line="50" w:lineRule="exact"/>
       </w:pPr>
     </w:p>
     <w:tbl>
@@ -3297,25 +3303,25 @@
                 <w:rFonts w:ascii="Avenir Next" w:hAnsi="Avenir Next" w:cs="Avenir Next" w:eastAsia="Avenir Next"/>
                 <w:b/>
                 <w:color w:val="1A1A1A"/>
+                <w:sz w:val="22"/>
+                <w:szCs w:val="20"/>
+              </w:rPr>
+              <w:t xml:space="preserve">10.</w:t>
+            </w:r>
+            <w:r>
+              <w:rPr>
+                <w:rFonts w:ascii="Avenir Next" w:hAnsi="Avenir Next" w:cs="Avenir Next" w:eastAsia="Avenir Next"/>
+                <w:color w:val="1A1A1A"/>
                 <w:sz w:val="20"/>
                 <w:szCs w:val="20"/>
               </w:rPr>
-              <w:t xml:space="preserve">10.</w:t>
-            </w:r>
-            <w:r>
-              <w:rPr>
-                <w:rFonts w:ascii="Avenir Next" w:hAnsi="Avenir Next" w:cs="Avenir Next" w:eastAsia="Avenir Next"/>
-                <w:color w:val="1A1A1A"/>
-                <w:sz w:val="20"/>
-                <w:szCs w:val="20"/>
-              </w:rPr>
               <w:tab/>
             </w:r>
             <w:r>
               <w:rPr>
                 <w:rFonts w:ascii="Avenir Next" w:hAnsi="Avenir Next" w:cs="Avenir Next" w:eastAsia="Avenir Next"/>
                 <w:color w:val="1A1A1A"/>
-                <w:sz w:val="20"/>
+                <w:sz w:val="22"/>
                 <w:szCs w:val="20"/>
               </w:rPr>
               <w:t xml:space="preserve">Find 3/4 ÷ 1/4.</w:t>
@@ -3371,7 +3377,7 @@
                       <w:rFonts w:ascii="Avenir Next" w:hAnsi="Avenir Next" w:cs="Avenir Next" w:eastAsia="Avenir Next"/>
                       <w:b/>
                       <w:color w:val="003A70"/>
-                      <w:sz w:val="19"/>
+                      <w:sz w:val="22"/>
                       <w:szCs w:val="19"/>
                     </w:rPr>
                     <w:t xml:space="preserve">A</w:t>
@@ -3389,7 +3395,7 @@
                     <w:rPr>
                       <w:rFonts w:ascii="Avenir Next" w:hAnsi="Avenir Next" w:cs="Avenir Next" w:eastAsia="Avenir Next"/>
                       <w:color w:val="1A1A1A"/>
-                      <w:sz w:val="19"/>
+                      <w:sz w:val="22"/>
                       <w:szCs w:val="19"/>
                     </w:rPr>
                     <w:t xml:space="preserve">3/16</w:t>
@@ -3414,7 +3420,7 @@
                       <w:rFonts w:ascii="Avenir Next" w:hAnsi="Avenir Next" w:cs="Avenir Next" w:eastAsia="Avenir Next"/>
                       <w:b/>
                       <w:color w:val="003A70"/>
-                      <w:sz w:val="19"/>
+                      <w:sz w:val="22"/>
                       <w:szCs w:val="19"/>
                     </w:rPr>
                     <w:t xml:space="preserve">B</w:t>
@@ -3432,7 +3438,7 @@
                     <w:rPr>
                       <w:rFonts w:ascii="Avenir Next" w:hAnsi="Avenir Next" w:cs="Avenir Next" w:eastAsia="Avenir Next"/>
                       <w:color w:val="1A1A1A"/>
-                      <w:sz w:val="19"/>
+                      <w:sz w:val="22"/>
                       <w:szCs w:val="19"/>
                     </w:rPr>
                     <w:t xml:space="preserve">3</w:t>
@@ -3457,7 +3463,7 @@
                       <w:rFonts w:ascii="Avenir Next" w:hAnsi="Avenir Next" w:cs="Avenir Next" w:eastAsia="Avenir Next"/>
                       <w:b/>
                       <w:color w:val="003A70"/>
-                      <w:sz w:val="19"/>
+                      <w:sz w:val="22"/>
                       <w:szCs w:val="19"/>
                     </w:rPr>
                     <w:t xml:space="preserve">C</w:t>
@@ -3475,7 +3481,7 @@
                     <w:rPr>
                       <w:rFonts w:ascii="Avenir Next" w:hAnsi="Avenir Next" w:cs="Avenir Next" w:eastAsia="Avenir Next"/>
                       <w:color w:val="1A1A1A"/>
-                      <w:sz w:val="19"/>
+                      <w:sz w:val="22"/>
                       <w:szCs w:val="19"/>
                     </w:rPr>
                     <w:t xml:space="preserve">1/3</w:t>
@@ -3500,7 +3506,7 @@
                       <w:rFonts w:ascii="Avenir Next" w:hAnsi="Avenir Next" w:cs="Avenir Next" w:eastAsia="Avenir Next"/>
                       <w:b/>
                       <w:color w:val="003A70"/>
-                      <w:sz w:val="19"/>
+                      <w:sz w:val="22"/>
                       <w:szCs w:val="19"/>
                     </w:rPr>
                     <w:t xml:space="preserve">D</w:t>
@@ -3518,7 +3524,7 @@
                     <w:rPr>
                       <w:rFonts w:ascii="Avenir Next" w:hAnsi="Avenir Next" w:cs="Avenir Next" w:eastAsia="Avenir Next"/>
                       <w:color w:val="1A1A1A"/>
-                      <w:sz w:val="19"/>
+                      <w:sz w:val="22"/>
                       <w:szCs w:val="19"/>
                     </w:rPr>
                     <w:t xml:space="preserve">4/3</w:t>
@@ -3529,7 +3535,7 @@
           </w:tbl>
           <w:p>
             <w:pPr>
-              <w:spacing w:before="0" w:after="0" w:line="24" w:lineRule="auto"/>
+              <w:spacing w:before="0" w:after="0" w:line="50" w:lineRule="exact"/>
             </w:pPr>
           </w:p>
         </w:tc>
@@ -3537,12 +3543,12 @@
     </w:tbl>
     <w:p>
       <w:pPr>
-        <w:spacing w:before="0" w:after="0" w:line="20" w:lineRule="exact"/>
+        <w:spacing w:before="0" w:after="0" w:line="50" w:lineRule="exact"/>
       </w:pPr>
     </w:p>
     <w:p>
       <w:pPr>
-        <w:spacing w:before="0" w:after="0" w:line="20" w:lineRule="exact"/>
+        <w:spacing w:before="0" w:after="0" w:line="50" w:lineRule="exact"/>
       </w:pPr>
     </w:p>
     <w:tbl>
@@ -3592,25 +3598,25 @@
                 <w:rFonts w:ascii="Avenir Next" w:hAnsi="Avenir Next" w:cs="Avenir Next" w:eastAsia="Avenir Next"/>
                 <w:b/>
                 <w:color w:val="1A1A1A"/>
+                <w:sz w:val="22"/>
+                <w:szCs w:val="20"/>
+              </w:rPr>
+              <w:t xml:space="preserve">11.</w:t>
+            </w:r>
+            <w:r>
+              <w:rPr>
+                <w:rFonts w:ascii="Avenir Next" w:hAnsi="Avenir Next" w:cs="Avenir Next" w:eastAsia="Avenir Next"/>
+                <w:color w:val="1A1A1A"/>
                 <w:sz w:val="20"/>
                 <w:szCs w:val="20"/>
               </w:rPr>
-              <w:t xml:space="preserve">11.</w:t>
-            </w:r>
-            <w:r>
-              <w:rPr>
-                <w:rFonts w:ascii="Avenir Next" w:hAnsi="Avenir Next" w:cs="Avenir Next" w:eastAsia="Avenir Next"/>
-                <w:color w:val="1A1A1A"/>
-                <w:sz w:val="20"/>
-                <w:szCs w:val="20"/>
-              </w:rPr>
               <w:tab/>
             </w:r>
             <w:r>
               <w:rPr>
                 <w:rFonts w:ascii="Avenir Next" w:hAnsi="Avenir Next" w:cs="Avenir Next" w:eastAsia="Avenir Next"/>
                 <w:color w:val="1A1A1A"/>
-                <w:sz w:val="20"/>
+                <w:sz w:val="22"/>
                 <w:szCs w:val="20"/>
               </w:rPr>
               <w:t xml:space="preserve">To divide by a fraction, you multiply by its —</w:t>
@@ -3666,7 +3672,7 @@
                       <w:rFonts w:ascii="Avenir Next" w:hAnsi="Avenir Next" w:cs="Avenir Next" w:eastAsia="Avenir Next"/>
                       <w:b/>
                       <w:color w:val="003A70"/>
-                      <w:sz w:val="19"/>
+                      <w:sz w:val="22"/>
                       <w:szCs w:val="19"/>
                     </w:rPr>
                     <w:t xml:space="preserve">A</w:t>
@@ -3684,7 +3690,7 @@
                     <w:rPr>
                       <w:rFonts w:ascii="Avenir Next" w:hAnsi="Avenir Next" w:cs="Avenir Next" w:eastAsia="Avenir Next"/>
                       <w:color w:val="1A1A1A"/>
-                      <w:sz w:val="19"/>
+                      <w:sz w:val="22"/>
                       <w:szCs w:val="19"/>
                     </w:rPr>
                     <w:t xml:space="preserve">numerator</w:t>
@@ -3709,7 +3715,7 @@
                       <w:rFonts w:ascii="Avenir Next" w:hAnsi="Avenir Next" w:cs="Avenir Next" w:eastAsia="Avenir Next"/>
                       <w:b/>
                       <w:color w:val="003A70"/>
-                      <w:sz w:val="19"/>
+                      <w:sz w:val="22"/>
                       <w:szCs w:val="19"/>
                     </w:rPr>
                     <w:t xml:space="preserve">B</w:t>
@@ -3727,7 +3733,7 @@
                     <w:rPr>
                       <w:rFonts w:ascii="Avenir Next" w:hAnsi="Avenir Next" w:cs="Avenir Next" w:eastAsia="Avenir Next"/>
                       <w:color w:val="1A1A1A"/>
-                      <w:sz w:val="19"/>
+                      <w:sz w:val="22"/>
                       <w:szCs w:val="19"/>
                     </w:rPr>
                     <w:t xml:space="preserve">denominator</w:t>
@@ -3752,7 +3758,7 @@
                       <w:rFonts w:ascii="Avenir Next" w:hAnsi="Avenir Next" w:cs="Avenir Next" w:eastAsia="Avenir Next"/>
                       <w:b/>
                       <w:color w:val="003A70"/>
-                      <w:sz w:val="19"/>
+                      <w:sz w:val="22"/>
                       <w:szCs w:val="19"/>
                     </w:rPr>
                     <w:t xml:space="preserve">C</w:t>
@@ -3770,7 +3776,7 @@
                     <w:rPr>
                       <w:rFonts w:ascii="Avenir Next" w:hAnsi="Avenir Next" w:cs="Avenir Next" w:eastAsia="Avenir Next"/>
                       <w:color w:val="1A1A1A"/>
-                      <w:sz w:val="19"/>
+                      <w:sz w:val="22"/>
                       <w:szCs w:val="19"/>
                     </w:rPr>
                     <w:t xml:space="preserve">reciprocal</w:t>
@@ -3795,7 +3801,7 @@
                       <w:rFonts w:ascii="Avenir Next" w:hAnsi="Avenir Next" w:cs="Avenir Next" w:eastAsia="Avenir Next"/>
                       <w:b/>
                       <w:color w:val="003A70"/>
-                      <w:sz w:val="19"/>
+                      <w:sz w:val="22"/>
                       <w:szCs w:val="19"/>
                     </w:rPr>
                     <w:t xml:space="preserve">D</w:t>
@@ -3813,7 +3819,7 @@
                     <w:rPr>
                       <w:rFonts w:ascii="Avenir Next" w:hAnsi="Avenir Next" w:cs="Avenir Next" w:eastAsia="Avenir Next"/>
                       <w:color w:val="1A1A1A"/>
-                      <w:sz w:val="19"/>
+                      <w:sz w:val="22"/>
                       <w:szCs w:val="19"/>
                     </w:rPr>
                     <w:t xml:space="preserve">opposite</w:t>
@@ -3824,7 +3830,7 @@
           </w:tbl>
           <w:p>
             <w:pPr>
-              <w:spacing w:before="0" w:after="0" w:line="24" w:lineRule="auto"/>
+              <w:spacing w:before="0" w:after="0" w:line="50" w:lineRule="exact"/>
             </w:pPr>
           </w:p>
         </w:tc>
@@ -3832,11 +3838,12 @@
     </w:tbl>
     <w:p>
       <w:pPr>
-        <w:spacing w:before="0" w:after="0" w:line="20" w:lineRule="exact"/>
+        <w:spacing w:before="0" w:after="0" w:line="50" w:lineRule="exact"/>
       </w:pPr>
     </w:p>
     <w:p>
       <w:pPr>
+        <w:pStyle w:val="Heading2"/>
         <w:keepNext/>
         <w:pBdr>
           <w:bottom w:val="single" w:sz="8" w:space="3" w:color="003A70"/>
@@ -3852,7 +3859,7 @@
           <w:b/>
           <w:color w:val="003A70"/>
           <w:spacing w:val="14"/>
-          <w:sz w:val="19"/>
+          <w:sz w:val="22"/>
           <w:szCs w:val="19"/>
         </w:rPr>
         <w:t xml:space="preserve">SELF-CHECK CODE</w:t>
@@ -3871,7 +3878,7 @@
           <w:rFonts w:ascii="Avenir Next" w:hAnsi="Avenir Next" w:cs="Avenir Next" w:eastAsia="Avenir Next"/>
           <w:i/>
           <w:color w:val="5A5F66"/>
-          <w:sz w:val="17"/>
+          <w:sz w:val="22"/>
           <w:szCs w:val="17"/>
         </w:rPr>
         <w:t xml:space="preserve">find your answer · copy its letter into that problem’s box · spell a math word</w:t>
@@ -3930,7 +3937,7 @@
                 <w:rFonts w:ascii="Avenir Next" w:hAnsi="Avenir Next" w:cs="Avenir Next" w:eastAsia="Avenir Next"/>
                 <w:b/>
                 <w:color w:val="1A1A1A"/>
-                <w:sz w:val="18"/>
+                <w:sz w:val="22"/>
                 <w:szCs w:val="18"/>
               </w:rPr>
               <w:t xml:space="preserve">7/128</w:t>
@@ -3946,7 +3953,7 @@
                 <w:rFonts w:ascii="Avenir Next" w:hAnsi="Avenir Next" w:cs="Avenir Next" w:eastAsia="Avenir Next"/>
                 <w:b/>
                 <w:color w:val="003A70"/>
-                <w:sz w:val="18"/>
+                <w:sz w:val="22"/>
                 <w:szCs w:val="18"/>
               </w:rPr>
               <w:t xml:space="preserve">Z</w:t>
@@ -3969,7 +3976,7 @@
                 <w:rFonts w:ascii="Avenir Next" w:hAnsi="Avenir Next" w:cs="Avenir Next" w:eastAsia="Avenir Next"/>
                 <w:b/>
                 <w:color w:val="1A1A1A"/>
-                <w:sz w:val="18"/>
+                <w:sz w:val="22"/>
                 <w:szCs w:val="18"/>
               </w:rPr>
               <w:t xml:space="preserve">9</w:t>
@@ -3985,7 +3992,7 @@
                 <w:rFonts w:ascii="Avenir Next" w:hAnsi="Avenir Next" w:cs="Avenir Next" w:eastAsia="Avenir Next"/>
                 <w:b/>
                 <w:color w:val="003A70"/>
-                <w:sz w:val="18"/>
+                <w:sz w:val="22"/>
                 <w:szCs w:val="18"/>
               </w:rPr>
               <w:t xml:space="preserve">O</w:t>
@@ -4008,7 +4015,7 @@
                 <w:rFonts w:ascii="Avenir Next" w:hAnsi="Avenir Next" w:cs="Avenir Next" w:eastAsia="Avenir Next"/>
                 <w:b/>
                 <w:color w:val="1A1A1A"/>
-                <w:sz w:val="18"/>
+                <w:sz w:val="22"/>
                 <w:szCs w:val="18"/>
               </w:rPr>
               <w:t xml:space="preserve">25/144</w:t>
@@ -4024,7 +4031,7 @@
                 <w:rFonts w:ascii="Avenir Next" w:hAnsi="Avenir Next" w:cs="Avenir Next" w:eastAsia="Avenir Next"/>
                 <w:b/>
                 <w:color w:val="003A70"/>
-                <w:sz w:val="18"/>
+                <w:sz w:val="22"/>
                 <w:szCs w:val="18"/>
               </w:rPr>
               <w:t xml:space="preserve">Q</w:t>
@@ -4047,7 +4054,7 @@
                 <w:rFonts w:ascii="Avenir Next" w:hAnsi="Avenir Next" w:cs="Avenir Next" w:eastAsia="Avenir Next"/>
                 <w:b/>
                 <w:color w:val="1A1A1A"/>
-                <w:sz w:val="18"/>
+                <w:sz w:val="22"/>
                 <w:szCs w:val="18"/>
               </w:rPr>
               <w:t xml:space="preserve">15</w:t>
@@ -4063,7 +4070,7 @@
                 <w:rFonts w:ascii="Avenir Next" w:hAnsi="Avenir Next" w:cs="Avenir Next" w:eastAsia="Avenir Next"/>
                 <w:b/>
                 <w:color w:val="003A70"/>
-                <w:sz w:val="18"/>
+                <w:sz w:val="22"/>
                 <w:szCs w:val="18"/>
               </w:rPr>
               <w:t xml:space="preserve">R</w:t>
@@ -4086,7 +4093,7 @@
                 <w:rFonts w:ascii="Avenir Next" w:hAnsi="Avenir Next" w:cs="Avenir Next" w:eastAsia="Avenir Next"/>
                 <w:b/>
                 <w:color w:val="1A1A1A"/>
-                <w:sz w:val="18"/>
+                <w:sz w:val="22"/>
                 <w:szCs w:val="18"/>
               </w:rPr>
               <w:t xml:space="preserve">1</w:t>
@@ -4102,7 +4109,7 @@
                 <w:rFonts w:ascii="Avenir Next" w:hAnsi="Avenir Next" w:cs="Avenir Next" w:eastAsia="Avenir Next"/>
                 <w:b/>
                 <w:color w:val="003A70"/>
-                <w:sz w:val="18"/>
+                <w:sz w:val="22"/>
                 <w:szCs w:val="18"/>
               </w:rPr>
               <w:t xml:space="preserve">V</w:t>
@@ -4125,7 +4132,7 @@
                 <w:rFonts w:ascii="Avenir Next" w:hAnsi="Avenir Next" w:cs="Avenir Next" w:eastAsia="Avenir Next"/>
                 <w:b/>
                 <w:color w:val="1A1A1A"/>
-                <w:sz w:val="18"/>
+                <w:sz w:val="22"/>
                 <w:szCs w:val="18"/>
               </w:rPr>
               <w:t xml:space="preserve">3/4</w:t>
@@ -4141,7 +4148,7 @@
                 <w:rFonts w:ascii="Avenir Next" w:hAnsi="Avenir Next" w:cs="Avenir Next" w:eastAsia="Avenir Next"/>
                 <w:b/>
                 <w:color w:val="003A70"/>
-                <w:sz w:val="18"/>
+                <w:sz w:val="22"/>
                 <w:szCs w:val="18"/>
               </w:rPr>
               <w:t xml:space="preserve">I</w:t>
@@ -4164,7 +4171,7 @@
                 <w:rFonts w:ascii="Avenir Next" w:hAnsi="Avenir Next" w:cs="Avenir Next" w:eastAsia="Avenir Next"/>
                 <w:b/>
                 <w:color w:val="1A1A1A"/>
-                <w:sz w:val="18"/>
+                <w:sz w:val="22"/>
                 <w:szCs w:val="18"/>
               </w:rPr>
               <w:t xml:space="preserve">12</w:t>
@@ -4180,7 +4187,7 @@
                 <w:rFonts w:ascii="Avenir Next" w:hAnsi="Avenir Next" w:cs="Avenir Next" w:eastAsia="Avenir Next"/>
                 <w:b/>
                 <w:color w:val="003A70"/>
-                <w:sz w:val="18"/>
+                <w:sz w:val="22"/>
                 <w:szCs w:val="18"/>
               </w:rPr>
               <w:t xml:space="preserve">S</w:t>
@@ -4203,7 +4210,7 @@
                 <w:rFonts w:ascii="Avenir Next" w:hAnsi="Avenir Next" w:cs="Avenir Next" w:eastAsia="Avenir Next"/>
                 <w:b/>
                 <w:color w:val="1A1A1A"/>
-                <w:sz w:val="18"/>
+                <w:sz w:val="22"/>
                 <w:szCs w:val="18"/>
               </w:rPr>
               <w:t xml:space="preserve">5/108</w:t>
@@ -4219,7 +4226,7 @@
                 <w:rFonts w:ascii="Avenir Next" w:hAnsi="Avenir Next" w:cs="Avenir Next" w:eastAsia="Avenir Next"/>
                 <w:b/>
                 <w:color w:val="003A70"/>
-                <w:sz w:val="18"/>
+                <w:sz w:val="22"/>
                 <w:szCs w:val="18"/>
               </w:rPr>
               <w:t xml:space="preserve">X</w:t>
@@ -4242,7 +4249,7 @@
                 <w:rFonts w:ascii="Avenir Next" w:hAnsi="Avenir Next" w:cs="Avenir Next" w:eastAsia="Avenir Next"/>
                 <w:b/>
                 <w:color w:val="1A1A1A"/>
-                <w:sz w:val="18"/>
+                <w:sz w:val="22"/>
                 <w:szCs w:val="18"/>
               </w:rPr>
               <w:t xml:space="preserve">14</w:t>
@@ -4258,7 +4265,7 @@
                 <w:rFonts w:ascii="Avenir Next" w:hAnsi="Avenir Next" w:cs="Avenir Next" w:eastAsia="Avenir Next"/>
                 <w:b/>
                 <w:color w:val="003A70"/>
-                <w:sz w:val="18"/>
+                <w:sz w:val="22"/>
                 <w:szCs w:val="18"/>
               </w:rPr>
               <w:t xml:space="preserve">I</w:t>
@@ -4281,7 +4288,7 @@
                 <w:rFonts w:ascii="Avenir Next" w:hAnsi="Avenir Next" w:cs="Avenir Next" w:eastAsia="Avenir Next"/>
                 <w:b/>
                 <w:color w:val="1A1A1A"/>
-                <w:sz w:val="18"/>
+                <w:sz w:val="22"/>
                 <w:szCs w:val="18"/>
               </w:rPr>
               <w:t xml:space="preserve">11</w:t>
@@ -4297,7 +4304,7 @@
                 <w:rFonts w:ascii="Avenir Next" w:hAnsi="Avenir Next" w:cs="Avenir Next" w:eastAsia="Avenir Next"/>
                 <w:b/>
                 <w:color w:val="003A70"/>
-                <w:sz w:val="18"/>
+                <w:sz w:val="22"/>
                 <w:szCs w:val="18"/>
               </w:rPr>
               <w:t xml:space="preserve">D</w:t>
@@ -4308,7 +4315,7 @@
     </w:tbl>
     <w:p>
       <w:pPr>
-        <w:spacing w:before="0" w:after="0" w:line="60" w:lineRule="auto"/>
+        <w:spacing w:before="0" w:after="0" w:line="50" w:lineRule="exact"/>
       </w:pPr>
     </w:p>
     <w:tbl>
@@ -4497,7 +4504,7 @@
     </w:tbl>
     <w:p>
       <w:pPr>
-        <w:spacing w:before="0" w:after="0" w:line="40" w:lineRule="auto"/>
+        <w:spacing w:before="0" w:after="0" w:line="50" w:lineRule="exact"/>
       </w:pPr>
     </w:p>
     <w:tbl>
@@ -4539,6 +4546,7 @@
           </w:tcPr>
           <w:p>
             <w:pPr>
+              <w:pStyle w:val="Heading2"/>
               <w:spacing w:before="0" w:after="0" w:line="240" w:lineRule="auto"/>
             </w:pPr>
             <w:r>
@@ -4576,7 +4584,7 @@
               <w:rPr>
                 <w:rFonts w:ascii="Avenir Next" w:hAnsi="Avenir Next" w:cs="Avenir Next" w:eastAsia="Avenir Next"/>
                 <w:color w:val="1A1A1A"/>
-                <w:sz w:val="17"/>
+                <w:sz w:val="22"/>
                 <w:szCs w:val="17"/>
               </w:rPr>
               <w:t xml:space="preserve">  I can do this on my own</w:t>
@@ -4605,7 +4613,7 @@
               <w:rPr>
                 <w:rFonts w:ascii="Avenir Next" w:hAnsi="Avenir Next" w:cs="Avenir Next" w:eastAsia="Avenir Next"/>
                 <w:color w:val="1A1A1A"/>
-                <w:sz w:val="17"/>
+                <w:sz w:val="22"/>
                 <w:szCs w:val="17"/>
               </w:rPr>
               <w:t xml:space="preserve">  I need a little help</w:t>
@@ -4634,7 +4642,7 @@
               <w:rPr>
                 <w:rFonts w:ascii="Avenir Next" w:hAnsi="Avenir Next" w:cs="Avenir Next" w:eastAsia="Avenir Next"/>
                 <w:color w:val="1A1A1A"/>
-                <w:sz w:val="17"/>
+                <w:sz w:val="22"/>
                 <w:szCs w:val="17"/>
               </w:rPr>
               <w:t xml:space="preserve">  I have a question about #</w:t>
@@ -4655,7 +4663,7 @@
     </w:tbl>
     <w:p>
       <w:pPr>
-        <w:spacing w:before="0" w:after="0" w:line="20" w:lineRule="exact"/>
+        <w:spacing w:before="0" w:after="0" w:line="50" w:lineRule="exact"/>
       </w:pPr>
     </w:p>
     <w:sectPr>
@@ -4741,7 +4749,106 @@
               <w:sz w:val="15"/>
               <w:szCs w:val="15"/>
             </w:rPr>
-            <w:t xml:space="preserve">Lesson 6-2  ·  Session 1  ·  Practice Form A</w:t>
+            <w:t xml:space="preserve">6-2 · Page </w:t>
+          </w:r>
+          <w:r>
+            <w:rPr>
+              <w:rFonts w:ascii="Avenir Next" w:hAnsi="Avenir Next" w:cs="Avenir Next" w:eastAsia="Avenir Next"/>
+              <w:color w:val="5A5F66"/>
+              <w:sz w:val="15"/>
+              <w:szCs w:val="15"/>
+            </w:rPr>
+            <w:fldChar w:fldCharType="begin"/>
+          </w:r>
+          <w:r>
+            <w:rPr>
+              <w:rFonts w:ascii="Avenir Next" w:hAnsi="Avenir Next" w:cs="Avenir Next" w:eastAsia="Avenir Next"/>
+              <w:color w:val="5A5F66"/>
+              <w:sz w:val="15"/>
+              <w:szCs w:val="15"/>
+            </w:rPr>
+            <w:instrText xml:space="preserve"> PAGE </w:instrText>
+          </w:r>
+          <w:r>
+            <w:rPr>
+              <w:rFonts w:ascii="Avenir Next" w:hAnsi="Avenir Next" w:cs="Avenir Next" w:eastAsia="Avenir Next"/>
+              <w:color w:val="5A5F66"/>
+              <w:sz w:val="15"/>
+              <w:szCs w:val="15"/>
+            </w:rPr>
+            <w:fldChar w:fldCharType="separate"/>
+          </w:r>
+          <w:r>
+            <w:rPr>
+              <w:rFonts w:ascii="Avenir Next" w:hAnsi="Avenir Next" w:cs="Avenir Next" w:eastAsia="Avenir Next"/>
+              <w:color w:val="5A5F66"/>
+              <w:sz w:val="15"/>
+              <w:szCs w:val="15"/>
+            </w:rPr>
+            <w:t xml:space="preserve">1</w:t>
+          </w:r>
+          <w:r>
+            <w:rPr>
+              <w:rFonts w:ascii="Avenir Next" w:hAnsi="Avenir Next" w:cs="Avenir Next" w:eastAsia="Avenir Next"/>
+              <w:color w:val="5A5F66"/>
+              <w:sz w:val="15"/>
+              <w:szCs w:val="15"/>
+            </w:rPr>
+            <w:fldChar w:fldCharType="end"/>
+          </w:r>
+          <w:r>
+            <w:rPr>
+              <w:rFonts w:ascii="Avenir Next" w:hAnsi="Avenir Next" w:cs="Avenir Next" w:eastAsia="Avenir Next"/>
+              <w:color w:val="5A5F66"/>
+              <w:sz w:val="15"/>
+              <w:szCs w:val="15"/>
+            </w:rPr>
+            <w:t xml:space="preserve"> of </w:t>
+          </w:r>
+          <w:r>
+            <w:rPr>
+              <w:rFonts w:ascii="Avenir Next" w:hAnsi="Avenir Next" w:cs="Avenir Next" w:eastAsia="Avenir Next"/>
+              <w:color w:val="5A5F66"/>
+              <w:sz w:val="15"/>
+              <w:szCs w:val="15"/>
+            </w:rPr>
+            <w:fldChar w:fldCharType="begin"/>
+          </w:r>
+          <w:r>
+            <w:rPr>
+              <w:rFonts w:ascii="Avenir Next" w:hAnsi="Avenir Next" w:cs="Avenir Next" w:eastAsia="Avenir Next"/>
+              <w:color w:val="5A5F66"/>
+              <w:sz w:val="15"/>
+              <w:szCs w:val="15"/>
+            </w:rPr>
+            <w:instrText xml:space="preserve"> NUMPAGES </w:instrText>
+          </w:r>
+          <w:r>
+            <w:rPr>
+              <w:rFonts w:ascii="Avenir Next" w:hAnsi="Avenir Next" w:cs="Avenir Next" w:eastAsia="Avenir Next"/>
+              <w:color w:val="5A5F66"/>
+              <w:sz w:val="15"/>
+              <w:szCs w:val="15"/>
+            </w:rPr>
+            <w:fldChar w:fldCharType="separate"/>
+          </w:r>
+          <w:r>
+            <w:rPr>
+              <w:rFonts w:ascii="Avenir Next" w:hAnsi="Avenir Next" w:cs="Avenir Next" w:eastAsia="Avenir Next"/>
+              <w:color w:val="5A5F66"/>
+              <w:sz w:val="15"/>
+              <w:szCs w:val="15"/>
+            </w:rPr>
+            <w:t xml:space="preserve">1</w:t>
+          </w:r>
+          <w:r>
+            <w:rPr>
+              <w:rFonts w:ascii="Avenir Next" w:hAnsi="Avenir Next" w:cs="Avenir Next" w:eastAsia="Avenir Next"/>
+              <w:color w:val="5A5F66"/>
+              <w:sz w:val="15"/>
+              <w:szCs w:val="15"/>
+            </w:rPr>
+            <w:fldChar w:fldCharType="end"/>
           </w:r>
         </w:p>
       </w:tc>
@@ -4784,5 +4891,23 @@
       </w:tblCellMar>
     </w:tblPr>
   </w:style>
+  <w:style w:type="paragraph" w:styleId="Heading1">
+    <w:name w:val="heading 1"/>
+    <w:basedOn w:val="Normal"/>
+    <w:pPr>
+      <w:outlineLvl w:val="0"/>
+      <w:keepNext w:val="0"/>
+      <w:keepLines w:val="0"/>
+    </w:pPr>
+  </w:style>
+  <w:style w:type="paragraph" w:styleId="Heading2">
+    <w:name w:val="heading 2"/>
+    <w:basedOn w:val="Normal"/>
+    <w:pPr>
+      <w:outlineLvl w:val="1"/>
+      <w:keepNext w:val="0"/>
+      <w:keepLines w:val="0"/>
+    </w:pPr>
+  </w:style>
 </w:styles>
 </file>